--- a/docx/08-acl-seguridad/boletin-U08-avanzado-resuelto.docx
+++ b/docx/08-acl-seguridad/boletin-U08-avanzado-resuelto.docx
@@ -15,6 +15,9 @@
             <w:pStyle w:val="TOCHeading"/>
           </w:pPr>
           <w:r>
+            <w:rPr>
+              <w:lang w:val="es-ES"/>
+            </w:rPr>
             <w:t xml:space="preserve">Table of Contents</w:t>
           </w:r>
         </w:p>
@@ -34,6 +37,9 @@
         <w:pStyle w:val="Heading1"/>
       </w:pPr>
       <w:r>
+        <w:rPr>
+          <w:lang w:val="es-ES"/>
+        </w:rPr>
         <w:t xml:space="preserve">Boletín UD8 — Avanzado (Resuelto)</w:t>
       </w:r>
     </w:p>
@@ -44,6 +50,9 @@
         <w:pStyle w:val="Heading1"/>
       </w:pPr>
       <w:r>
+        <w:rPr>
+          <w:lang w:val="es-ES"/>
+        </w:rPr>
         <w:t xml:space="preserve">✅ Boletín UD8 — Avanzado (Resuelto)</w:t>
       </w:r>
     </w:p>
@@ -60,6 +69,9 @@
         <w:pStyle w:val="Heading2"/>
       </w:pPr>
       <w:r>
+        <w:rPr>
+          <w:lang w:val="es-ES"/>
+        </w:rPr>
         <w:t xml:space="preserve">1. ACL extendida: YouTube blocker</w:t>
       </w:r>
     </w:p>
@@ -75,6 +87,7 @@
         <w:rPr>
           <w:b/>
           <w:bCs/>
+          <w:lang w:val="es-ES"/>
         </w:rPr>
         <w:t xml:space="preserve">ACL con time-range:</w:t>
       </w:r>
@@ -209,13 +222,20 @@
         <w:rPr>
           <w:b/>
           <w:bCs/>
+          <w:lang w:val="es-ES"/>
         </w:rPr>
         <w:t xml:space="preserve">Aplicar:</w:t>
       </w:r>
       <w:r>
-        <w:t xml:space="preserve"> </w:t>
-      </w:r>
-      <w:r>
+        <w:rPr>
+          <w:lang w:val="es-ES"/>
+        </w:rPr>
+        <w:t xml:space="preserve"> </w:t>
+      </w:r>
+      <w:r>
+        <w:rPr>
+          <w:lang w:val="es-ES"/>
+        </w:rPr>
         <w:t xml:space="preserve">Outbound en G0/1 (hacia Internet), para filtrar tráfico saliente.</w:t>
       </w:r>
     </w:p>
@@ -230,40 +250,69 @@
         <w:rPr>
           <w:b/>
           <w:bCs/>
+          <w:lang w:val="es-ES"/>
         </w:rPr>
         <w:t xml:space="preserve">Alternativa sin time-range:</w:t>
       </w:r>
       <w:r>
-        <w:t xml:space="preserve"> </w:t>
-      </w:r>
-      <w:r>
+        <w:rPr>
+          <w:lang w:val="es-ES"/>
+        </w:rPr>
+        <w:t xml:space="preserve"> </w:t>
+      </w:r>
+      <w:r>
+        <w:rPr>
+          <w:lang w:val="es-ES"/>
+        </w:rPr>
         <w:t xml:space="preserve">no se puede definir</w:t>
       </w:r>
       <w:r>
-        <w:t xml:space="preserve"> </w:t>
-      </w:r>
-      <w:r>
+        <w:rPr>
+          <w:lang w:val="es-ES"/>
+        </w:rPr>
+        <w:t xml:space="preserve"> </w:t>
+      </w:r>
+      <w:r>
+        <w:rPr>
+          <w:lang w:val="es-ES"/>
+        </w:rPr>
         <w:t xml:space="preserve">“9 a 18”</w:t>
       </w:r>
       <w:r>
-        <w:t xml:space="preserve"> </w:t>
-      </w:r>
-      <w:r>
+        <w:rPr>
+          <w:lang w:val="es-ES"/>
+        </w:rPr>
+        <w:t xml:space="preserve"> </w:t>
+      </w:r>
+      <w:r>
+        <w:rPr>
+          <w:lang w:val="es-ES"/>
+        </w:rPr>
         <w:t xml:space="preserve">con la ACL pura; habría que cambiar manualmente la ACL cada mañana y cada tarde (desastrosamente manual) o gestionarlo con un script/programación externa que alterne las versiones de política. Por eso</w:t>
       </w:r>
       <w:r>
+        <w:rPr>
+          <w:lang w:val="es-ES"/>
+        </w:rPr>
         <w:t xml:space="preserve"> </w:t>
       </w:r>
       <w:r>
         <w:rPr>
           <w:rStyle w:val="VerbatimChar"/>
+          <w:lang w:val="es-ES"/>
         </w:rPr>
         <w:t xml:space="preserve">time-range</w:t>
       </w:r>
       <w:r>
-        <w:t xml:space="preserve"> </w:t>
-      </w:r>
-      <w:r>
+        <w:rPr>
+          <w:lang w:val="es-ES"/>
+        </w:rPr>
+        <w:t xml:space="preserve"> </w:t>
+      </w:r>
+      <w:r>
+        <w:rPr>
+          <w:lang w:val="es-ES"/>
+        </w:rPr>
         <w:t xml:space="preserve">existe.</w:t>
       </w:r>
     </w:p>
@@ -274,6 +323,9 @@
         <w:pStyle w:val="Heading2"/>
       </w:pPr>
       <w:r>
+        <w:rPr>
+          <w:lang w:val="es-ES"/>
+        </w:rPr>
         <w:t xml:space="preserve">2. Diagnóstico de ACL</w:t>
       </w:r>
     </w:p>
@@ -288,13 +340,20 @@
         <w:rPr>
           <w:b/>
           <w:bCs/>
+          <w:lang w:val="es-ES"/>
         </w:rPr>
         <w:t xml:space="preserve">Sí, es normal.</w:t>
       </w:r>
       <w:r>
-        <w:t xml:space="preserve"> </w:t>
-      </w:r>
-      <w:r>
+        <w:rPr>
+          <w:lang w:val="es-ES"/>
+        </w:rPr>
+        <w:t xml:space="preserve"> </w:t>
+      </w:r>
+      <w:r>
+        <w:rPr>
+          <w:lang w:val="es-ES"/>
+        </w:rPr>
         <w:t xml:space="preserve">La línea 1 deniega explícitamente 192.168.1.10. La línea 2 permite al resto de la red. El deny any implícito está al final.</w:t>
       </w:r>
     </w:p>
@@ -309,13 +368,20 @@
         <w:rPr>
           <w:b/>
           <w:bCs/>
+          <w:lang w:val="es-ES"/>
         </w:rPr>
         <w:t xml:space="preserve">Sí, 192.168.1.20 puede</w:t>
       </w:r>
       <w:r>
-        <w:t xml:space="preserve"> </w:t>
-      </w:r>
-      <w:r>
+        <w:rPr>
+          <w:lang w:val="es-ES"/>
+        </w:rPr>
+        <w:t xml:space="preserve"> </w:t>
+      </w:r>
+      <w:r>
+        <w:rPr>
+          <w:lang w:val="es-ES"/>
+        </w:rPr>
         <w:t xml:space="preserve">porque coincide con la línea 2 (permit 192.168.1.0/24).</w:t>
       </w:r>
     </w:p>
@@ -329,13 +395,20 @@
       <w:r>
         <w:rPr>
           <w:rStyle w:val="VerbatimChar"/>
+          <w:lang w:val="es-ES"/>
         </w:rPr>
         <w:t xml:space="preserve">show access-lists 10</w:t>
       </w:r>
       <w:r>
-        <w:t xml:space="preserve"> </w:t>
-      </w:r>
-      <w:r>
+        <w:rPr>
+          <w:lang w:val="es-ES"/>
+        </w:rPr>
+        <w:t xml:space="preserve"> </w:t>
+      </w:r>
+      <w:r>
+        <w:rPr>
+          <w:lang w:val="es-ES"/>
+        </w:rPr>
         <w:t xml:space="preserve">— Muestra los contadores de hits de cada línea.</w:t>
       </w:r>
     </w:p>
@@ -350,13 +423,20 @@
         <w:rPr>
           <w:b/>
           <w:bCs/>
+          <w:lang w:val="es-ES"/>
         </w:rPr>
         <w:t xml:space="preserve">No afecta.</w:t>
       </w:r>
       <w:r>
-        <w:t xml:space="preserve"> </w:t>
-      </w:r>
-      <w:r>
+        <w:rPr>
+          <w:lang w:val="es-ES"/>
+        </w:rPr>
+        <w:t xml:space="preserve"> </w:t>
+      </w:r>
+      <w:r>
+        <w:rPr>
+          <w:lang w:val="es-ES"/>
+        </w:rPr>
         <w:t xml:space="preserve">La ACL está en G0/1 (outbound). El tráfico entre PCs de la misma LAN no pasa por el router, solo por el switch. Las ACLs en interfaces del router solo afectan al tráfico que pasa por el router.</w:t>
       </w:r>
     </w:p>
@@ -367,6 +447,9 @@
         <w:pStyle w:val="Heading2"/>
       </w:pPr>
       <w:r>
+        <w:rPr>
+          <w:lang w:val="es-ES"/>
+        </w:rPr>
         <w:t xml:space="preserve">3. ACL de firewall básico</w:t>
       </w:r>
     </w:p>
@@ -637,6 +720,9 @@
         <w:pStyle w:val="Heading2"/>
       </w:pPr>
       <w:r>
+        <w:rPr>
+          <w:lang w:val="es-ES"/>
+        </w:rPr>
         <w:t xml:space="preserve">4. ACL nombrada para horario</w:t>
       </w:r>
     </w:p>
@@ -785,28 +871,45 @@
         <w:rPr>
           <w:b/>
           <w:bCs/>
+          <w:lang w:val="es-ES"/>
         </w:rPr>
         <w:t xml:space="preserve">Lectura:</w:t>
       </w:r>
       <w:r>
-        <w:t xml:space="preserve"> </w:t>
-      </w:r>
-      <w:r>
+        <w:rPr>
+          <w:lang w:val="es-ES"/>
+        </w:rPr>
+        <w:t xml:space="preserve"> </w:t>
+      </w:r>
+      <w:r>
+        <w:rPr>
+          <w:lang w:val="es-ES"/>
+        </w:rPr>
         <w:t xml:space="preserve">de 9 a 18 todos los días, el tráfico HTTPS originado en la red interna se deniega; el resto de horario (y el resto de tráfico, como el puerto 80) pasa. El</w:t>
       </w:r>
       <w:r>
+        <w:rPr>
+          <w:lang w:val="es-ES"/>
+        </w:rPr>
         <w:t xml:space="preserve"> </w:t>
       </w:r>
       <w:r>
         <w:rPr>
           <w:rStyle w:val="VerbatimChar"/>
+          <w:lang w:val="es-ES"/>
         </w:rPr>
         <w:t xml:space="preserve">permit ip any any</w:t>
       </w:r>
       <w:r>
-        <w:t xml:space="preserve"> </w:t>
-      </w:r>
-      <w:r>
+        <w:rPr>
+          <w:lang w:val="es-ES"/>
+        </w:rPr>
+        <w:t xml:space="preserve"> </w:t>
+      </w:r>
+      <w:r>
+        <w:rPr>
+          <w:lang w:val="es-ES"/>
+        </w:rPr>
         <w:t xml:space="preserve">+ el deny implícito se encargan del resto.</w:t>
       </w:r>
     </w:p>
@@ -817,6 +920,9 @@
         <w:pStyle w:val="Heading2"/>
       </w:pPr>
       <w:r>
+        <w:rPr>
+          <w:lang w:val="es-ES"/>
+        </w:rPr>
         <w:t xml:space="preserve">5. El orden de las líneas importa</w:t>
       </w:r>
     </w:p>
@@ -831,44 +937,71 @@
         <w:rPr>
           <w:b/>
           <w:bCs/>
+          <w:lang w:val="es-ES"/>
         </w:rPr>
         <w:t xml:space="preserve">ACL A:</w:t>
       </w:r>
       <w:r>
-        <w:t xml:space="preserve"> </w:t>
-      </w:r>
-      <w:r>
+        <w:rPr>
+          <w:lang w:val="es-ES"/>
+        </w:rPr>
+        <w:t xml:space="preserve"> </w:t>
+      </w:r>
+      <w:r>
+        <w:rPr>
+          <w:lang w:val="es-ES"/>
+        </w:rPr>
         <w:t xml:space="preserve">deniega todo el tráfico de 192.168.1.0/24 y deja pasar el resto.</w:t>
       </w:r>
       <w:r>
+        <w:rPr>
+          <w:lang w:val="es-ES"/>
+        </w:rPr>
         <w:t xml:space="preserve"> </w:t>
       </w:r>
       <w:r>
         <w:rPr>
           <w:b/>
           <w:bCs/>
+          <w:lang w:val="es-ES"/>
         </w:rPr>
         <w:t xml:space="preserve">ACL B:</w:t>
       </w:r>
       <w:r>
-        <w:t xml:space="preserve"> </w:t>
-      </w:r>
-      <w:r>
+        <w:rPr>
+          <w:lang w:val="es-ES"/>
+        </w:rPr>
+        <w:t xml:space="preserve"> </w:t>
+      </w:r>
+      <w:r>
+        <w:rPr>
+          <w:lang w:val="es-ES"/>
+        </w:rPr>
         <w:t xml:space="preserve">la primera línea</w:t>
       </w:r>
       <w:r>
+        <w:rPr>
+          <w:lang w:val="es-ES"/>
+        </w:rPr>
         <w:t xml:space="preserve"> </w:t>
       </w:r>
       <w:r>
         <w:rPr>
           <w:rStyle w:val="VerbatimChar"/>
+          <w:lang w:val="es-ES"/>
         </w:rPr>
         <w:t xml:space="preserve">permit any</w:t>
       </w:r>
       <w:r>
-        <w:t xml:space="preserve"> </w:t>
-      </w:r>
-      <w:r>
+        <w:rPr>
+          <w:lang w:val="es-ES"/>
+        </w:rPr>
+        <w:t xml:space="preserve"> </w:t>
+      </w:r>
+      <w:r>
+        <w:rPr>
+          <w:lang w:val="es-ES"/>
+        </w:rPr>
         <w:t xml:space="preserve">coincide con TODO (incluida 192.168.1.0/24), así que la segunda línea jamás se evalúa: la ACL permite absolutamente todo y la denegación es letra muerta.</w:t>
       </w:r>
     </w:p>
@@ -883,6 +1016,7 @@
         <w:rPr>
           <w:b/>
           <w:bCs/>
+          <w:lang w:val="es-ES"/>
         </w:rPr>
         <w:t xml:space="preserve">Rompe el principio de</w:t>
       </w:r>
@@ -890,6 +1024,7 @@
         <w:rPr>
           <w:b/>
           <w:bCs/>
+          <w:lang w:val="es-ES"/>
         </w:rPr>
         <w:t xml:space="preserve"> </w:t>
       </w:r>
@@ -897,13 +1032,20 @@
         <w:rPr>
           <w:b/>
           <w:bCs/>
+          <w:lang w:val="es-ES"/>
         </w:rPr>
         <w:t xml:space="preserve">“primera coincidencia gana”</w:t>
       </w:r>
       <w:r>
-        <w:t xml:space="preserve"> </w:t>
-      </w:r>
-      <w:r>
+        <w:rPr>
+          <w:lang w:val="es-ES"/>
+        </w:rPr>
+        <w:t xml:space="preserve"> </w:t>
+      </w:r>
+      <w:r>
+        <w:rPr>
+          <w:lang w:val="es-ES"/>
+        </w:rPr>
         <w:t xml:space="preserve">(y el de ordenar primero lo más específico). Las ACLs no son un listado de intenciones: son una cadena de evaluación secuencial.</w:t>
       </w:r>
     </w:p>
@@ -914,6 +1056,9 @@
         <w:pStyle w:val="Heading2"/>
       </w:pPr>
       <w:r>
+        <w:rPr>
+          <w:lang w:val="es-ES"/>
+        </w:rPr>
         <w:t xml:space="preserve">6. ACL con error clásico</w:t>
       </w:r>
     </w:p>
@@ -928,43 +1073,70 @@
         <w:rPr>
           <w:b/>
           <w:bCs/>
+          <w:lang w:val="es-ES"/>
         </w:rPr>
         <w:t xml:space="preserve">No.</w:t>
       </w:r>
       <w:r>
-        <w:t xml:space="preserve"> </w:t>
-      </w:r>
-      <w:r>
+        <w:rPr>
+          <w:lang w:val="es-ES"/>
+        </w:rPr>
+        <w:t xml:space="preserve"> </w:t>
+      </w:r>
+      <w:r>
+        <w:rPr>
+          <w:lang w:val="es-ES"/>
+        </w:rPr>
         <w:t xml:space="preserve">La línea</w:t>
       </w:r>
       <w:r>
+        <w:rPr>
+          <w:lang w:val="es-ES"/>
+        </w:rPr>
         <w:t xml:space="preserve"> </w:t>
       </w:r>
       <w:r>
         <w:rPr>
           <w:rStyle w:val="VerbatimChar"/>
+          <w:lang w:val="es-ES"/>
         </w:rPr>
         <w:t xml:space="preserve">deny ip any any</w:t>
       </w:r>
       <w:r>
-        <w:t xml:space="preserve"> </w:t>
-      </w:r>
-      <w:r>
+        <w:rPr>
+          <w:lang w:val="es-ES"/>
+        </w:rPr>
+        <w:t xml:space="preserve"> </w:t>
+      </w:r>
+      <w:r>
+        <w:rPr>
+          <w:lang w:val="es-ES"/>
+        </w:rPr>
         <w:t xml:space="preserve">está en medio: al evaluarla, todo lo que no sea SSH de administración (incluido ICMP) muere ahí. El</w:t>
       </w:r>
       <w:r>
+        <w:rPr>
+          <w:lang w:val="es-ES"/>
+        </w:rPr>
         <w:t xml:space="preserve"> </w:t>
       </w:r>
       <w:r>
         <w:rPr>
           <w:rStyle w:val="VerbatimChar"/>
+          <w:lang w:val="es-ES"/>
         </w:rPr>
         <w:t xml:space="preserve">permit icmp</w:t>
       </w:r>
       <w:r>
-        <w:t xml:space="preserve"> </w:t>
-      </w:r>
-      <w:r>
+        <w:rPr>
+          <w:lang w:val="es-ES"/>
+        </w:rPr>
+        <w:t xml:space="preserve"> </w:t>
+      </w:r>
+      <w:r>
+        <w:rPr>
+          <w:lang w:val="es-ES"/>
+        </w:rPr>
         <w:t xml:space="preserve">de abajo nunca se consulta: la ACL se detiene en la primera coincidencia.</w:t>
       </w:r>
     </w:p>
@@ -979,19 +1151,27 @@
         <w:rPr>
           <w:b/>
           <w:bCs/>
+          <w:lang w:val="es-ES"/>
         </w:rPr>
         <w:t xml:space="preserve">En una ACL numerada no se puede reordenar ni insertar en medio</w:t>
       </w:r>
       <w:r>
+        <w:rPr>
+          <w:lang w:val="es-ES"/>
+        </w:rPr>
         <w:t xml:space="preserve">: hay que borrarla (</w:t>
       </w:r>
       <w:r>
         <w:rPr>
           <w:rStyle w:val="VerbatimChar"/>
+          <w:lang w:val="es-ES"/>
         </w:rPr>
         <w:t xml:space="preserve">no access-list 110</w:t>
       </w:r>
       <w:r>
+        <w:rPr>
+          <w:lang w:val="es-ES"/>
+        </w:rPr>
         <w:t xml:space="preserve">) y reescribirla en el orden correcto, o usar ACL nombrada con número de secuencia:</w:t>
       </w:r>
     </w:p>
@@ -1059,6 +1239,9 @@
         <w:pStyle w:val="FirstParagraph"/>
       </w:pPr>
       <w:r>
+        <w:rPr>
+          <w:lang w:val="es-ES"/>
+        </w:rPr>
         <w:t xml:space="preserve">(Con secuencias puedes insertar antes de la línea 20 sin borrar la ACL.)</w:t>
       </w:r>
     </w:p>
@@ -1074,28 +1257,45 @@
         <w:rPr>
           <w:b/>
           <w:bCs/>
+          <w:lang w:val="es-ES"/>
         </w:rPr>
         <w:t xml:space="preserve">No es necesaria.</w:t>
       </w:r>
       <w:r>
-        <w:t xml:space="preserve"> </w:t>
-      </w:r>
-      <w:r>
+        <w:rPr>
+          <w:lang w:val="es-ES"/>
+        </w:rPr>
+        <w:t xml:space="preserve"> </w:t>
+      </w:r>
+      <w:r>
+        <w:rPr>
+          <w:lang w:val="es-ES"/>
+        </w:rPr>
         <w:t xml:space="preserve">El</w:t>
       </w:r>
       <w:r>
+        <w:rPr>
+          <w:lang w:val="es-ES"/>
+        </w:rPr>
         <w:t xml:space="preserve"> </w:t>
       </w:r>
       <w:r>
         <w:rPr>
           <w:rStyle w:val="VerbatimChar"/>
+          <w:lang w:val="es-ES"/>
         </w:rPr>
         <w:t xml:space="preserve">deny ip any any</w:t>
       </w:r>
       <w:r>
-        <w:t xml:space="preserve"> </w:t>
-      </w:r>
-      <w:r>
+        <w:rPr>
+          <w:lang w:val="es-ES"/>
+        </w:rPr>
+        <w:t xml:space="preserve"> </w:t>
+      </w:r>
+      <w:r>
+        <w:rPr>
+          <w:lang w:val="es-ES"/>
+        </w:rPr>
         <w:t xml:space="preserve">implícito del final ya hace ese trabajo. Escribirla solo aporta legibilidad explícita (y contadores visibles).</w:t>
       </w:r>
     </w:p>
@@ -1106,6 +1306,9 @@
         <w:pStyle w:val="Heading2"/>
       </w:pPr>
       <w:r>
+        <w:rPr>
+          <w:lang w:val="es-ES"/>
+        </w:rPr>
         <w:t xml:space="preserve">7. Port Security</w:t>
       </w:r>
     </w:p>
@@ -1118,15 +1321,22 @@
         </w:numPr>
       </w:pPr>
       <w:r>
+        <w:rPr>
+          <w:lang w:val="es-ES"/>
+        </w:rPr>
         <w:t xml:space="preserve">y b) y c)</w:t>
       </w:r>
       <w:r>
+        <w:rPr>
+          <w:lang w:val="es-ES"/>
+        </w:rPr>
         <w:t xml:space="preserve"> </w:t>
       </w:r>
       <w:r>
         <w:rPr>
           <w:b/>
           <w:bCs/>
+          <w:lang w:val="es-ES"/>
         </w:rPr>
         <w:t xml:space="preserve">Configuración completa:</w:t>
       </w:r>
@@ -1265,28 +1475,45 @@
         <w:rPr>
           <w:b/>
           <w:bCs/>
+          <w:lang w:val="es-ES"/>
         </w:rPr>
         <w:t xml:space="preserve">sticky:</w:t>
       </w:r>
       <w:r>
-        <w:t xml:space="preserve"> </w:t>
-      </w:r>
-      <w:r>
+        <w:rPr>
+          <w:lang w:val="es-ES"/>
+        </w:rPr>
+        <w:t xml:space="preserve"> </w:t>
+      </w:r>
+      <w:r>
+        <w:rPr>
+          <w:lang w:val="es-ES"/>
+        </w:rPr>
         <w:t xml:space="preserve">la MAC aprendida se escribe en la running-config (guárdala con</w:t>
       </w:r>
       <w:r>
+        <w:rPr>
+          <w:lang w:val="es-ES"/>
+        </w:rPr>
         <w:t xml:space="preserve"> </w:t>
       </w:r>
       <w:r>
         <w:rPr>
           <w:rStyle w:val="VerbatimChar"/>
+          <w:lang w:val="es-ES"/>
         </w:rPr>
         <w:t xml:space="preserve">copy run start</w:t>
       </w:r>
       <w:r>
-        <w:t xml:space="preserve"> </w:t>
-      </w:r>
-      <w:r>
+        <w:rPr>
+          <w:lang w:val="es-ES"/>
+        </w:rPr>
+        <w:t xml:space="preserve"> </w:t>
+      </w:r>
+      <w:r>
+        <w:rPr>
+          <w:lang w:val="es-ES"/>
+        </w:rPr>
         <w:t xml:space="preserve">para hacerla permanente).</w:t>
       </w:r>
     </w:p>
@@ -1302,25 +1529,39 @@
         <w:rPr>
           <w:b/>
           <w:bCs/>
+          <w:lang w:val="es-ES"/>
         </w:rPr>
         <w:t xml:space="preserve">restrict:</w:t>
       </w:r>
       <w:r>
-        <w:t xml:space="preserve"> </w:t>
-      </w:r>
-      <w:r>
+        <w:rPr>
+          <w:lang w:val="es-ES"/>
+        </w:rPr>
+        <w:t xml:space="preserve"> </w:t>
+      </w:r>
+      <w:r>
+        <w:rPr>
+          <w:lang w:val="es-ES"/>
+        </w:rPr>
         <w:t xml:space="preserve">descarta los paquetes del infractor, genera mensajes de log y contadores, pero el puerto sigue activo para la MAC legítima (a diferencia de</w:t>
       </w:r>
       <w:r>
+        <w:rPr>
+          <w:lang w:val="es-ES"/>
+        </w:rPr>
         <w:t xml:space="preserve"> </w:t>
       </w:r>
       <w:r>
         <w:rPr>
           <w:rStyle w:val="VerbatimChar"/>
+          <w:lang w:val="es-ES"/>
         </w:rPr>
         <w:t xml:space="preserve">shutdown</w:t>
       </w:r>
       <w:r>
+        <w:rPr>
+          <w:lang w:val="es-ES"/>
+        </w:rPr>
         <w:t xml:space="preserve">, que tumba el puerto entero).</w:t>
       </w:r>
     </w:p>
@@ -1332,6 +1573,7 @@
         <w:rPr>
           <w:b/>
           <w:bCs/>
+          <w:lang w:val="es-ES"/>
         </w:rPr>
         <w:t xml:space="preserve">Verificación:</w:t>
       </w:r>
@@ -1375,6 +1617,9 @@
         <w:pStyle w:val="Heading2"/>
       </w:pPr>
       <w:r>
+        <w:rPr>
+          <w:lang w:val="es-ES"/>
+        </w:rPr>
         <w:t xml:space="preserve">8. Mini-caso final</w:t>
       </w:r>
     </w:p>
@@ -1390,6 +1635,7 @@
         <w:rPr>
           <w:b/>
           <w:bCs/>
+          <w:lang w:val="es-ES"/>
         </w:rPr>
         <w:t xml:space="preserve">Diseño mínimo (extendidas, cerca del origen):</w:t>
       </w:r>
@@ -1479,22 +1725,35 @@
         <w:pStyle w:val="FirstParagraph"/>
       </w:pPr>
       <w:r>
+        <w:rPr>
+          <w:lang w:val="es-ES"/>
+        </w:rPr>
         <w:t xml:space="preserve">Aplicada</w:t>
       </w:r>
       <w:r>
+        <w:rPr>
+          <w:lang w:val="es-ES"/>
+        </w:rPr>
         <w:t xml:space="preserve"> </w:t>
       </w:r>
       <w:r>
         <w:rPr>
           <w:b/>
           <w:bCs/>
+          <w:lang w:val="es-ES"/>
         </w:rPr>
         <w:t xml:space="preserve">in</w:t>
       </w:r>
       <w:r>
-        <w:t xml:space="preserve"> </w:t>
-      </w:r>
-      <w:r>
+        <w:rPr>
+          <w:lang w:val="es-ES"/>
+        </w:rPr>
+        <w:t xml:space="preserve"> </w:t>
+      </w:r>
+      <w:r>
+        <w:rPr>
+          <w:lang w:val="es-ES"/>
+        </w:rPr>
         <w:t xml:space="preserve">en la interfaz VLAN/interfaz de la red de profesores (donde entra su tráfico al router).</w:t>
       </w:r>
     </w:p>
@@ -1506,46 +1765,76 @@
         <w:rPr>
           <w:b/>
           <w:bCs/>
+          <w:lang w:val="es-ES"/>
         </w:rPr>
         <w:t xml:space="preserve">Nota:</w:t>
       </w:r>
       <w:r>
-        <w:t xml:space="preserve"> </w:t>
-      </w:r>
-      <w:r>
+        <w:rPr>
+          <w:lang w:val="es-ES"/>
+        </w:rPr>
+        <w:t xml:space="preserve"> </w:t>
+      </w:r>
+      <w:r>
+        <w:rPr>
+          <w:lang w:val="es-ES"/>
+        </w:rPr>
         <w:t xml:space="preserve">no hace falta ACL para</w:t>
       </w:r>
       <w:r>
-        <w:t xml:space="preserve"> </w:t>
-      </w:r>
-      <w:r>
+        <w:rPr>
+          <w:lang w:val="es-ES"/>
+        </w:rPr>
+        <w:t xml:space="preserve"> </w:t>
+      </w:r>
+      <w:r>
+        <w:rPr>
+          <w:lang w:val="es-ES"/>
+        </w:rPr>
         <w:t xml:space="preserve">“el WiFi de alumnos no accede a profesores”</w:t>
       </w:r>
       <w:r>
+        <w:rPr>
+          <w:lang w:val="es-ES"/>
+        </w:rPr>
         <w:t xml:space="preserve">: con la primera línea de PROFES ya se corta el ida; para el corte completo bidireccional se añadiría una ACL espejo en la red de alumnos (</w:t>
       </w:r>
       <w:r>
         <w:rPr>
           <w:rStyle w:val="VerbatimChar"/>
+          <w:lang w:val="es-ES"/>
         </w:rPr>
         <w:t xml:space="preserve">deny ip 192.168.20.0 0.0.0.255 192.168.10.0 0.0.0.255</w:t>
       </w:r>
       <w:r>
-        <w:t xml:space="preserve"> </w:t>
-      </w:r>
-      <w:r>
+        <w:rPr>
+          <w:lang w:val="es-ES"/>
+        </w:rPr>
+        <w:t xml:space="preserve"> </w:t>
+      </w:r>
+      <w:r>
+        <w:rPr>
+          <w:lang w:val="es-ES"/>
+        </w:rPr>
         <w:t xml:space="preserve">+</w:t>
       </w:r>
       <w:r>
+        <w:rPr>
+          <w:lang w:val="es-ES"/>
+        </w:rPr>
         <w:t xml:space="preserve"> </w:t>
       </w:r>
       <w:r>
         <w:rPr>
           <w:rStyle w:val="VerbatimChar"/>
+          <w:lang w:val="es-ES"/>
         </w:rPr>
         <w:t xml:space="preserve">permit ip any any</w:t>
       </w:r>
       <w:r>
+        <w:rPr>
+          <w:lang w:val="es-ES"/>
+        </w:rPr>
         <w:t xml:space="preserve">).</w:t>
       </w:r>
     </w:p>
@@ -1560,29 +1849,46 @@
         <w:rPr>
           <w:b/>
           <w:bCs/>
+          <w:lang w:val="es-ES"/>
         </w:rPr>
         <w:t xml:space="preserve">El retorno del servidor (10.0.0.5 → 192.168.10.x) no cruza la ACL de PROFES</w:t>
       </w:r>
       <w:r>
-        <w:t xml:space="preserve"> </w:t>
-      </w:r>
-      <w:r>
+        <w:rPr>
+          <w:lang w:val="es-ES"/>
+        </w:rPr>
+        <w:t xml:space="preserve"> </w:t>
+      </w:r>
+      <w:r>
+        <w:rPr>
+          <w:lang w:val="es-ES"/>
+        </w:rPr>
         <w:t xml:space="preserve">(esa solo filtra el tráfico</w:t>
       </w:r>
       <w:r>
+        <w:rPr>
+          <w:lang w:val="es-ES"/>
+        </w:rPr>
         <w:t xml:space="preserve"> </w:t>
       </w:r>
       <w:r>
         <w:rPr>
           <w:i/>
           <w:iCs/>
+          <w:lang w:val="es-ES"/>
         </w:rPr>
         <w:t xml:space="preserve">originado</w:t>
       </w:r>
       <w:r>
-        <w:t xml:space="preserve"> </w:t>
-      </w:r>
-      <w:r>
+        <w:rPr>
+          <w:lang w:val="es-ES"/>
+        </w:rPr>
+        <w:t xml:space="preserve"> </w:t>
+      </w:r>
+      <w:r>
+        <w:rPr>
+          <w:lang w:val="es-ES"/>
+        </w:rPr>
         <w:t xml:space="preserve">en profesores, aplicada in en su interfaz). El retorno llega por G0/0/servidores y lo encamina el router normalmente. Si hubiéramos puesto una ACL en la interfaz del servidor, sí tendríamos que prever el retorno.</w:t>
       </w:r>
     </w:p>
@@ -1597,25 +1903,44 @@
         <w:rPr>
           <w:b/>
           <w:bCs/>
+          <w:lang w:val="es-ES"/>
         </w:rPr>
         <w:t xml:space="preserve">Reflexión:</w:t>
       </w:r>
       <w:r>
-        <w:t xml:space="preserve"> </w:t>
-      </w:r>
-      <w:r>
+        <w:rPr>
+          <w:lang w:val="es-ES"/>
+        </w:rPr>
+        <w:t xml:space="preserve"> </w:t>
+      </w:r>
+      <w:r>
+        <w:rPr>
+          <w:lang w:val="es-ES"/>
+        </w:rPr>
         <w:t xml:space="preserve">una ACL por IP es una herramienta burda para bloquear YouTube: CDN compartidas con otros servicios, apps que cambian de IPs, HTTPS que impide ver dominios… Para eso hay proxies/filtros DNS (o firewalls de siguiente generación). Las ACLs sirven para políticas simples por red/puerto; para</w:t>
       </w:r>
       <w:r>
-        <w:t xml:space="preserve"> </w:t>
-      </w:r>
-      <w:r>
+        <w:rPr>
+          <w:lang w:val="es-ES"/>
+        </w:rPr>
+        <w:t xml:space="preserve"> </w:t>
+      </w:r>
+      <w:r>
+        <w:rPr>
+          <w:lang w:val="es-ES"/>
+        </w:rPr>
         <w:t xml:space="preserve">“bloquear YouTube”</w:t>
       </w:r>
       <w:r>
-        <w:t xml:space="preserve"> </w:t>
-      </w:r>
-      <w:r>
+        <w:rPr>
+          <w:lang w:val="es-ES"/>
+        </w:rPr>
+        <w:t xml:space="preserve"> </w:t>
+      </w:r>
+      <w:r>
+        <w:rPr>
+          <w:lang w:val="es-ES"/>
+        </w:rPr>
         <w:t xml:space="preserve">honestamente mejor un filtro DNS o un proxy. Es una conversación de expectativas, no de comandos.</w:t>
       </w:r>
     </w:p>

--- a/docx/08-acl-seguridad/boletin-U08-avanzado-resuelto.docx
+++ b/docx/08-acl-seguridad/boletin-U08-avanzado-resuelto.docx
@@ -15,9 +15,6 @@
             <w:pStyle w:val="TOCHeading"/>
           </w:pPr>
           <w:r>
-            <w:rPr>
-              <w:lang w:val="es-ES"/>
-            </w:rPr>
             <w:t xml:space="preserve">Table of Contents</w:t>
           </w:r>
         </w:p>
@@ -37,9 +34,6 @@
         <w:pStyle w:val="Heading1"/>
       </w:pPr>
       <w:r>
-        <w:rPr>
-          <w:lang w:val="es-ES"/>
-        </w:rPr>
         <w:t xml:space="preserve">Boletín UD8 — Avanzado (Resuelto)</w:t>
       </w:r>
     </w:p>
@@ -50,9 +44,6 @@
         <w:pStyle w:val="Heading1"/>
       </w:pPr>
       <w:r>
-        <w:rPr>
-          <w:lang w:val="es-ES"/>
-        </w:rPr>
         <w:t xml:space="preserve">✅ Boletín UD8 — Avanzado (Resuelto)</w:t>
       </w:r>
     </w:p>
@@ -69,9 +60,6 @@
         <w:pStyle w:val="Heading2"/>
       </w:pPr>
       <w:r>
-        <w:rPr>
-          <w:lang w:val="es-ES"/>
-        </w:rPr>
         <w:t xml:space="preserve">1. ACL extendida: YouTube blocker</w:t>
       </w:r>
     </w:p>
@@ -87,7 +75,6 @@
         <w:rPr>
           <w:b/>
           <w:bCs/>
-          <w:lang w:val="es-ES"/>
         </w:rPr>
         <w:t xml:space="preserve">ACL con time-range:</w:t>
       </w:r>
@@ -222,20 +209,13 @@
         <w:rPr>
           <w:b/>
           <w:bCs/>
-          <w:lang w:val="es-ES"/>
         </w:rPr>
         <w:t xml:space="preserve">Aplicar:</w:t>
       </w:r>
       <w:r>
-        <w:rPr>
-          <w:lang w:val="es-ES"/>
-        </w:rPr>
-        <w:t xml:space="preserve"> </w:t>
-      </w:r>
-      <w:r>
-        <w:rPr>
-          <w:lang w:val="es-ES"/>
-        </w:rPr>
+        <w:t xml:space="preserve"> </w:t>
+      </w:r>
+      <w:r>
         <w:t xml:space="preserve">Outbound en G0/1 (hacia Internet), para filtrar tráfico saliente.</w:t>
       </w:r>
     </w:p>
@@ -250,69 +230,40 @@
         <w:rPr>
           <w:b/>
           <w:bCs/>
-          <w:lang w:val="es-ES"/>
         </w:rPr>
         <w:t xml:space="preserve">Alternativa sin time-range:</w:t>
       </w:r>
       <w:r>
-        <w:rPr>
-          <w:lang w:val="es-ES"/>
-        </w:rPr>
-        <w:t xml:space="preserve"> </w:t>
-      </w:r>
-      <w:r>
-        <w:rPr>
-          <w:lang w:val="es-ES"/>
-        </w:rPr>
+        <w:t xml:space="preserve"> </w:t>
+      </w:r>
+      <w:r>
         <w:t xml:space="preserve">no se puede definir</w:t>
       </w:r>
       <w:r>
-        <w:rPr>
-          <w:lang w:val="es-ES"/>
-        </w:rPr>
-        <w:t xml:space="preserve"> </w:t>
-      </w:r>
-      <w:r>
-        <w:rPr>
-          <w:lang w:val="es-ES"/>
-        </w:rPr>
+        <w:t xml:space="preserve"> </w:t>
+      </w:r>
+      <w:r>
         <w:t xml:space="preserve">“9 a 18”</w:t>
       </w:r>
       <w:r>
-        <w:rPr>
-          <w:lang w:val="es-ES"/>
-        </w:rPr>
-        <w:t xml:space="preserve"> </w:t>
-      </w:r>
-      <w:r>
-        <w:rPr>
-          <w:lang w:val="es-ES"/>
-        </w:rPr>
+        <w:t xml:space="preserve"> </w:t>
+      </w:r>
+      <w:r>
         <w:t xml:space="preserve">con la ACL pura; habría que cambiar manualmente la ACL cada mañana y cada tarde (desastrosamente manual) o gestionarlo con un script/programación externa que alterne las versiones de política. Por eso</w:t>
       </w:r>
       <w:r>
-        <w:rPr>
-          <w:lang w:val="es-ES"/>
-        </w:rPr>
         <w:t xml:space="preserve"> </w:t>
       </w:r>
       <w:r>
         <w:rPr>
           <w:rStyle w:val="VerbatimChar"/>
-          <w:lang w:val="es-ES"/>
         </w:rPr>
         <w:t xml:space="preserve">time-range</w:t>
       </w:r>
       <w:r>
-        <w:rPr>
-          <w:lang w:val="es-ES"/>
-        </w:rPr>
-        <w:t xml:space="preserve"> </w:t>
-      </w:r>
-      <w:r>
-        <w:rPr>
-          <w:lang w:val="es-ES"/>
-        </w:rPr>
+        <w:t xml:space="preserve"> </w:t>
+      </w:r>
+      <w:r>
         <w:t xml:space="preserve">existe.</w:t>
       </w:r>
     </w:p>
@@ -323,9 +274,6 @@
         <w:pStyle w:val="Heading2"/>
       </w:pPr>
       <w:r>
-        <w:rPr>
-          <w:lang w:val="es-ES"/>
-        </w:rPr>
         <w:t xml:space="preserve">2. Diagnóstico de ACL</w:t>
       </w:r>
     </w:p>
@@ -340,20 +288,13 @@
         <w:rPr>
           <w:b/>
           <w:bCs/>
-          <w:lang w:val="es-ES"/>
         </w:rPr>
         <w:t xml:space="preserve">Sí, es normal.</w:t>
       </w:r>
       <w:r>
-        <w:rPr>
-          <w:lang w:val="es-ES"/>
-        </w:rPr>
-        <w:t xml:space="preserve"> </w:t>
-      </w:r>
-      <w:r>
-        <w:rPr>
-          <w:lang w:val="es-ES"/>
-        </w:rPr>
+        <w:t xml:space="preserve"> </w:t>
+      </w:r>
+      <w:r>
         <w:t xml:space="preserve">La línea 1 deniega explícitamente 192.168.1.10. La línea 2 permite al resto de la red. El deny any implícito está al final.</w:t>
       </w:r>
     </w:p>
@@ -368,20 +309,13 @@
         <w:rPr>
           <w:b/>
           <w:bCs/>
-          <w:lang w:val="es-ES"/>
         </w:rPr>
         <w:t xml:space="preserve">Sí, 192.168.1.20 puede</w:t>
       </w:r>
       <w:r>
-        <w:rPr>
-          <w:lang w:val="es-ES"/>
-        </w:rPr>
-        <w:t xml:space="preserve"> </w:t>
-      </w:r>
-      <w:r>
-        <w:rPr>
-          <w:lang w:val="es-ES"/>
-        </w:rPr>
+        <w:t xml:space="preserve"> </w:t>
+      </w:r>
+      <w:r>
         <w:t xml:space="preserve">porque coincide con la línea 2 (permit 192.168.1.0/24).</w:t>
       </w:r>
     </w:p>
@@ -395,20 +329,13 @@
       <w:r>
         <w:rPr>
           <w:rStyle w:val="VerbatimChar"/>
-          <w:lang w:val="es-ES"/>
         </w:rPr>
         <w:t xml:space="preserve">show access-lists 10</w:t>
       </w:r>
       <w:r>
-        <w:rPr>
-          <w:lang w:val="es-ES"/>
-        </w:rPr>
-        <w:t xml:space="preserve"> </w:t>
-      </w:r>
-      <w:r>
-        <w:rPr>
-          <w:lang w:val="es-ES"/>
-        </w:rPr>
+        <w:t xml:space="preserve"> </w:t>
+      </w:r>
+      <w:r>
         <w:t xml:space="preserve">— Muestra los contadores de hits de cada línea.</w:t>
       </w:r>
     </w:p>
@@ -423,20 +350,13 @@
         <w:rPr>
           <w:b/>
           <w:bCs/>
-          <w:lang w:val="es-ES"/>
         </w:rPr>
         <w:t xml:space="preserve">No afecta.</w:t>
       </w:r>
       <w:r>
-        <w:rPr>
-          <w:lang w:val="es-ES"/>
-        </w:rPr>
-        <w:t xml:space="preserve"> </w:t>
-      </w:r>
-      <w:r>
-        <w:rPr>
-          <w:lang w:val="es-ES"/>
-        </w:rPr>
+        <w:t xml:space="preserve"> </w:t>
+      </w:r>
+      <w:r>
         <w:t xml:space="preserve">La ACL está en G0/1 (outbound). El tráfico entre PCs de la misma LAN no pasa por el router, solo por el switch. Las ACLs en interfaces del router solo afectan al tráfico que pasa por el router.</w:t>
       </w:r>
     </w:p>
@@ -447,9 +367,6 @@
         <w:pStyle w:val="Heading2"/>
       </w:pPr>
       <w:r>
-        <w:rPr>
-          <w:lang w:val="es-ES"/>
-        </w:rPr>
         <w:t xml:space="preserve">3. ACL de firewall básico</w:t>
       </w:r>
     </w:p>
@@ -720,9 +637,6 @@
         <w:pStyle w:val="Heading2"/>
       </w:pPr>
       <w:r>
-        <w:rPr>
-          <w:lang w:val="es-ES"/>
-        </w:rPr>
         <w:t xml:space="preserve">4. ACL nombrada para horario</w:t>
       </w:r>
     </w:p>
@@ -871,45 +785,28 @@
         <w:rPr>
           <w:b/>
           <w:bCs/>
-          <w:lang w:val="es-ES"/>
         </w:rPr>
         <w:t xml:space="preserve">Lectura:</w:t>
       </w:r>
       <w:r>
-        <w:rPr>
-          <w:lang w:val="es-ES"/>
-        </w:rPr>
-        <w:t xml:space="preserve"> </w:t>
-      </w:r>
-      <w:r>
-        <w:rPr>
-          <w:lang w:val="es-ES"/>
-        </w:rPr>
+        <w:t xml:space="preserve"> </w:t>
+      </w:r>
+      <w:r>
         <w:t xml:space="preserve">de 9 a 18 todos los días, el tráfico HTTPS originado en la red interna se deniega; el resto de horario (y el resto de tráfico, como el puerto 80) pasa. El</w:t>
       </w:r>
       <w:r>
-        <w:rPr>
-          <w:lang w:val="es-ES"/>
-        </w:rPr>
         <w:t xml:space="preserve"> </w:t>
       </w:r>
       <w:r>
         <w:rPr>
           <w:rStyle w:val="VerbatimChar"/>
-          <w:lang w:val="es-ES"/>
         </w:rPr>
         <w:t xml:space="preserve">permit ip any any</w:t>
       </w:r>
       <w:r>
-        <w:rPr>
-          <w:lang w:val="es-ES"/>
-        </w:rPr>
-        <w:t xml:space="preserve"> </w:t>
-      </w:r>
-      <w:r>
-        <w:rPr>
-          <w:lang w:val="es-ES"/>
-        </w:rPr>
+        <w:t xml:space="preserve"> </w:t>
+      </w:r>
+      <w:r>
         <w:t xml:space="preserve">+ el deny implícito se encargan del resto.</w:t>
       </w:r>
     </w:p>
@@ -920,9 +817,6 @@
         <w:pStyle w:val="Heading2"/>
       </w:pPr>
       <w:r>
-        <w:rPr>
-          <w:lang w:val="es-ES"/>
-        </w:rPr>
         <w:t xml:space="preserve">5. El orden de las líneas importa</w:t>
       </w:r>
     </w:p>
@@ -937,71 +831,44 @@
         <w:rPr>
           <w:b/>
           <w:bCs/>
-          <w:lang w:val="es-ES"/>
         </w:rPr>
         <w:t xml:space="preserve">ACL A:</w:t>
       </w:r>
       <w:r>
-        <w:rPr>
-          <w:lang w:val="es-ES"/>
-        </w:rPr>
-        <w:t xml:space="preserve"> </w:t>
-      </w:r>
-      <w:r>
-        <w:rPr>
-          <w:lang w:val="es-ES"/>
-        </w:rPr>
+        <w:t xml:space="preserve"> </w:t>
+      </w:r>
+      <w:r>
         <w:t xml:space="preserve">deniega todo el tráfico de 192.168.1.0/24 y deja pasar el resto.</w:t>
       </w:r>
       <w:r>
-        <w:rPr>
-          <w:lang w:val="es-ES"/>
-        </w:rPr>
         <w:t xml:space="preserve"> </w:t>
       </w:r>
       <w:r>
         <w:rPr>
           <w:b/>
           <w:bCs/>
-          <w:lang w:val="es-ES"/>
         </w:rPr>
         <w:t xml:space="preserve">ACL B:</w:t>
       </w:r>
       <w:r>
-        <w:rPr>
-          <w:lang w:val="es-ES"/>
-        </w:rPr>
-        <w:t xml:space="preserve"> </w:t>
-      </w:r>
-      <w:r>
-        <w:rPr>
-          <w:lang w:val="es-ES"/>
-        </w:rPr>
+        <w:t xml:space="preserve"> </w:t>
+      </w:r>
+      <w:r>
         <w:t xml:space="preserve">la primera línea</w:t>
       </w:r>
       <w:r>
-        <w:rPr>
-          <w:lang w:val="es-ES"/>
-        </w:rPr>
         <w:t xml:space="preserve"> </w:t>
       </w:r>
       <w:r>
         <w:rPr>
           <w:rStyle w:val="VerbatimChar"/>
-          <w:lang w:val="es-ES"/>
         </w:rPr>
         <w:t xml:space="preserve">permit any</w:t>
       </w:r>
       <w:r>
-        <w:rPr>
-          <w:lang w:val="es-ES"/>
-        </w:rPr>
-        <w:t xml:space="preserve"> </w:t>
-      </w:r>
-      <w:r>
-        <w:rPr>
-          <w:lang w:val="es-ES"/>
-        </w:rPr>
+        <w:t xml:space="preserve"> </w:t>
+      </w:r>
+      <w:r>
         <w:t xml:space="preserve">coincide con TODO (incluida 192.168.1.0/24), así que la segunda línea jamás se evalúa: la ACL permite absolutamente todo y la denegación es letra muerta.</w:t>
       </w:r>
     </w:p>
@@ -1016,7 +883,6 @@
         <w:rPr>
           <w:b/>
           <w:bCs/>
-          <w:lang w:val="es-ES"/>
         </w:rPr>
         <w:t xml:space="preserve">Rompe el principio de</w:t>
       </w:r>
@@ -1024,7 +890,6 @@
         <w:rPr>
           <w:b/>
           <w:bCs/>
-          <w:lang w:val="es-ES"/>
         </w:rPr>
         <w:t xml:space="preserve"> </w:t>
       </w:r>
@@ -1032,20 +897,13 @@
         <w:rPr>
           <w:b/>
           <w:bCs/>
-          <w:lang w:val="es-ES"/>
         </w:rPr>
         <w:t xml:space="preserve">“primera coincidencia gana”</w:t>
       </w:r>
       <w:r>
-        <w:rPr>
-          <w:lang w:val="es-ES"/>
-        </w:rPr>
-        <w:t xml:space="preserve"> </w:t>
-      </w:r>
-      <w:r>
-        <w:rPr>
-          <w:lang w:val="es-ES"/>
-        </w:rPr>
+        <w:t xml:space="preserve"> </w:t>
+      </w:r>
+      <w:r>
         <w:t xml:space="preserve">(y el de ordenar primero lo más específico). Las ACLs no son un listado de intenciones: son una cadena de evaluación secuencial.</w:t>
       </w:r>
     </w:p>
@@ -1056,9 +914,6 @@
         <w:pStyle w:val="Heading2"/>
       </w:pPr>
       <w:r>
-        <w:rPr>
-          <w:lang w:val="es-ES"/>
-        </w:rPr>
         <w:t xml:space="preserve">6. ACL con error clásico</w:t>
       </w:r>
     </w:p>
@@ -1073,70 +928,43 @@
         <w:rPr>
           <w:b/>
           <w:bCs/>
-          <w:lang w:val="es-ES"/>
         </w:rPr>
         <w:t xml:space="preserve">No.</w:t>
       </w:r>
       <w:r>
-        <w:rPr>
-          <w:lang w:val="es-ES"/>
-        </w:rPr>
-        <w:t xml:space="preserve"> </w:t>
-      </w:r>
-      <w:r>
-        <w:rPr>
-          <w:lang w:val="es-ES"/>
-        </w:rPr>
+        <w:t xml:space="preserve"> </w:t>
+      </w:r>
+      <w:r>
         <w:t xml:space="preserve">La línea</w:t>
       </w:r>
       <w:r>
-        <w:rPr>
-          <w:lang w:val="es-ES"/>
-        </w:rPr>
         <w:t xml:space="preserve"> </w:t>
       </w:r>
       <w:r>
         <w:rPr>
           <w:rStyle w:val="VerbatimChar"/>
-          <w:lang w:val="es-ES"/>
         </w:rPr>
         <w:t xml:space="preserve">deny ip any any</w:t>
       </w:r>
       <w:r>
-        <w:rPr>
-          <w:lang w:val="es-ES"/>
-        </w:rPr>
-        <w:t xml:space="preserve"> </w:t>
-      </w:r>
-      <w:r>
-        <w:rPr>
-          <w:lang w:val="es-ES"/>
-        </w:rPr>
+        <w:t xml:space="preserve"> </w:t>
+      </w:r>
+      <w:r>
         <w:t xml:space="preserve">está en medio: al evaluarla, todo lo que no sea SSH de administración (incluido ICMP) muere ahí. El</w:t>
       </w:r>
       <w:r>
-        <w:rPr>
-          <w:lang w:val="es-ES"/>
-        </w:rPr>
         <w:t xml:space="preserve"> </w:t>
       </w:r>
       <w:r>
         <w:rPr>
           <w:rStyle w:val="VerbatimChar"/>
-          <w:lang w:val="es-ES"/>
         </w:rPr>
         <w:t xml:space="preserve">permit icmp</w:t>
       </w:r>
       <w:r>
-        <w:rPr>
-          <w:lang w:val="es-ES"/>
-        </w:rPr>
-        <w:t xml:space="preserve"> </w:t>
-      </w:r>
-      <w:r>
-        <w:rPr>
-          <w:lang w:val="es-ES"/>
-        </w:rPr>
+        <w:t xml:space="preserve"> </w:t>
+      </w:r>
+      <w:r>
         <w:t xml:space="preserve">de abajo nunca se consulta: la ACL se detiene en la primera coincidencia.</w:t>
       </w:r>
     </w:p>
@@ -1151,27 +979,19 @@
         <w:rPr>
           <w:b/>
           <w:bCs/>
-          <w:lang w:val="es-ES"/>
         </w:rPr>
         <w:t xml:space="preserve">En una ACL numerada no se puede reordenar ni insertar en medio</w:t>
       </w:r>
       <w:r>
-        <w:rPr>
-          <w:lang w:val="es-ES"/>
-        </w:rPr>
         <w:t xml:space="preserve">: hay que borrarla (</w:t>
       </w:r>
       <w:r>
         <w:rPr>
           <w:rStyle w:val="VerbatimChar"/>
-          <w:lang w:val="es-ES"/>
         </w:rPr>
         <w:t xml:space="preserve">no access-list 110</w:t>
       </w:r>
       <w:r>
-        <w:rPr>
-          <w:lang w:val="es-ES"/>
-        </w:rPr>
         <w:t xml:space="preserve">) y reescribirla en el orden correcto, o usar ACL nombrada con número de secuencia:</w:t>
       </w:r>
     </w:p>
@@ -1239,9 +1059,6 @@
         <w:pStyle w:val="FirstParagraph"/>
       </w:pPr>
       <w:r>
-        <w:rPr>
-          <w:lang w:val="es-ES"/>
-        </w:rPr>
         <w:t xml:space="preserve">(Con secuencias puedes insertar antes de la línea 20 sin borrar la ACL.)</w:t>
       </w:r>
     </w:p>
@@ -1257,45 +1074,28 @@
         <w:rPr>
           <w:b/>
           <w:bCs/>
-          <w:lang w:val="es-ES"/>
         </w:rPr>
         <w:t xml:space="preserve">No es necesaria.</w:t>
       </w:r>
       <w:r>
-        <w:rPr>
-          <w:lang w:val="es-ES"/>
-        </w:rPr>
-        <w:t xml:space="preserve"> </w:t>
-      </w:r>
-      <w:r>
-        <w:rPr>
-          <w:lang w:val="es-ES"/>
-        </w:rPr>
+        <w:t xml:space="preserve"> </w:t>
+      </w:r>
+      <w:r>
         <w:t xml:space="preserve">El</w:t>
       </w:r>
       <w:r>
-        <w:rPr>
-          <w:lang w:val="es-ES"/>
-        </w:rPr>
         <w:t xml:space="preserve"> </w:t>
       </w:r>
       <w:r>
         <w:rPr>
           <w:rStyle w:val="VerbatimChar"/>
-          <w:lang w:val="es-ES"/>
         </w:rPr>
         <w:t xml:space="preserve">deny ip any any</w:t>
       </w:r>
       <w:r>
-        <w:rPr>
-          <w:lang w:val="es-ES"/>
-        </w:rPr>
-        <w:t xml:space="preserve"> </w:t>
-      </w:r>
-      <w:r>
-        <w:rPr>
-          <w:lang w:val="es-ES"/>
-        </w:rPr>
+        <w:t xml:space="preserve"> </w:t>
+      </w:r>
+      <w:r>
         <w:t xml:space="preserve">implícito del final ya hace ese trabajo. Escribirla solo aporta legibilidad explícita (y contadores visibles).</w:t>
       </w:r>
     </w:p>
@@ -1306,9 +1106,6 @@
         <w:pStyle w:val="Heading2"/>
       </w:pPr>
       <w:r>
-        <w:rPr>
-          <w:lang w:val="es-ES"/>
-        </w:rPr>
         <w:t xml:space="preserve">7. Port Security</w:t>
       </w:r>
     </w:p>
@@ -1321,22 +1118,15 @@
         </w:numPr>
       </w:pPr>
       <w:r>
-        <w:rPr>
-          <w:lang w:val="es-ES"/>
-        </w:rPr>
         <w:t xml:space="preserve">y b) y c)</w:t>
       </w:r>
       <w:r>
-        <w:rPr>
-          <w:lang w:val="es-ES"/>
-        </w:rPr>
         <w:t xml:space="preserve"> </w:t>
       </w:r>
       <w:r>
         <w:rPr>
           <w:b/>
           <w:bCs/>
-          <w:lang w:val="es-ES"/>
         </w:rPr>
         <w:t xml:space="preserve">Configuración completa:</w:t>
       </w:r>
@@ -1475,45 +1265,28 @@
         <w:rPr>
           <w:b/>
           <w:bCs/>
-          <w:lang w:val="es-ES"/>
         </w:rPr>
         <w:t xml:space="preserve">sticky:</w:t>
       </w:r>
       <w:r>
-        <w:rPr>
-          <w:lang w:val="es-ES"/>
-        </w:rPr>
-        <w:t xml:space="preserve"> </w:t>
-      </w:r>
-      <w:r>
-        <w:rPr>
-          <w:lang w:val="es-ES"/>
-        </w:rPr>
+        <w:t xml:space="preserve"> </w:t>
+      </w:r>
+      <w:r>
         <w:t xml:space="preserve">la MAC aprendida se escribe en la running-config (guárdala con</w:t>
       </w:r>
       <w:r>
-        <w:rPr>
-          <w:lang w:val="es-ES"/>
-        </w:rPr>
         <w:t xml:space="preserve"> </w:t>
       </w:r>
       <w:r>
         <w:rPr>
           <w:rStyle w:val="VerbatimChar"/>
-          <w:lang w:val="es-ES"/>
         </w:rPr>
         <w:t xml:space="preserve">copy run start</w:t>
       </w:r>
       <w:r>
-        <w:rPr>
-          <w:lang w:val="es-ES"/>
-        </w:rPr>
-        <w:t xml:space="preserve"> </w:t>
-      </w:r>
-      <w:r>
-        <w:rPr>
-          <w:lang w:val="es-ES"/>
-        </w:rPr>
+        <w:t xml:space="preserve"> </w:t>
+      </w:r>
+      <w:r>
         <w:t xml:space="preserve">para hacerla permanente).</w:t>
       </w:r>
     </w:p>
@@ -1529,39 +1302,25 @@
         <w:rPr>
           <w:b/>
           <w:bCs/>
-          <w:lang w:val="es-ES"/>
         </w:rPr>
         <w:t xml:space="preserve">restrict:</w:t>
       </w:r>
       <w:r>
-        <w:rPr>
-          <w:lang w:val="es-ES"/>
-        </w:rPr>
-        <w:t xml:space="preserve"> </w:t>
-      </w:r>
-      <w:r>
-        <w:rPr>
-          <w:lang w:val="es-ES"/>
-        </w:rPr>
+        <w:t xml:space="preserve"> </w:t>
+      </w:r>
+      <w:r>
         <w:t xml:space="preserve">descarta los paquetes del infractor, genera mensajes de log y contadores, pero el puerto sigue activo para la MAC legítima (a diferencia de</w:t>
       </w:r>
       <w:r>
-        <w:rPr>
-          <w:lang w:val="es-ES"/>
-        </w:rPr>
         <w:t xml:space="preserve"> </w:t>
       </w:r>
       <w:r>
         <w:rPr>
           <w:rStyle w:val="VerbatimChar"/>
-          <w:lang w:val="es-ES"/>
         </w:rPr>
         <w:t xml:space="preserve">shutdown</w:t>
       </w:r>
       <w:r>
-        <w:rPr>
-          <w:lang w:val="es-ES"/>
-        </w:rPr>
         <w:t xml:space="preserve">, que tumba el puerto entero).</w:t>
       </w:r>
     </w:p>
@@ -1573,7 +1332,6 @@
         <w:rPr>
           <w:b/>
           <w:bCs/>
-          <w:lang w:val="es-ES"/>
         </w:rPr>
         <w:t xml:space="preserve">Verificación:</w:t>
       </w:r>
@@ -1617,9 +1375,6 @@
         <w:pStyle w:val="Heading2"/>
       </w:pPr>
       <w:r>
-        <w:rPr>
-          <w:lang w:val="es-ES"/>
-        </w:rPr>
         <w:t xml:space="preserve">8. Mini-caso final</w:t>
       </w:r>
     </w:p>
@@ -1635,7 +1390,6 @@
         <w:rPr>
           <w:b/>
           <w:bCs/>
-          <w:lang w:val="es-ES"/>
         </w:rPr>
         <w:t xml:space="preserve">Diseño mínimo (extendidas, cerca del origen):</w:t>
       </w:r>
@@ -1725,35 +1479,22 @@
         <w:pStyle w:val="FirstParagraph"/>
       </w:pPr>
       <w:r>
-        <w:rPr>
-          <w:lang w:val="es-ES"/>
-        </w:rPr>
         <w:t xml:space="preserve">Aplicada</w:t>
       </w:r>
       <w:r>
-        <w:rPr>
-          <w:lang w:val="es-ES"/>
-        </w:rPr>
         <w:t xml:space="preserve"> </w:t>
       </w:r>
       <w:r>
         <w:rPr>
           <w:b/>
           <w:bCs/>
-          <w:lang w:val="es-ES"/>
         </w:rPr>
         <w:t xml:space="preserve">in</w:t>
       </w:r>
       <w:r>
-        <w:rPr>
-          <w:lang w:val="es-ES"/>
-        </w:rPr>
-        <w:t xml:space="preserve"> </w:t>
-      </w:r>
-      <w:r>
-        <w:rPr>
-          <w:lang w:val="es-ES"/>
-        </w:rPr>
+        <w:t xml:space="preserve"> </w:t>
+      </w:r>
+      <w:r>
         <w:t xml:space="preserve">en la interfaz VLAN/interfaz de la red de profesores (donde entra su tráfico al router).</w:t>
       </w:r>
     </w:p>
@@ -1765,76 +1506,46 @@
         <w:rPr>
           <w:b/>
           <w:bCs/>
-          <w:lang w:val="es-ES"/>
         </w:rPr>
         <w:t xml:space="preserve">Nota:</w:t>
       </w:r>
       <w:r>
-        <w:rPr>
-          <w:lang w:val="es-ES"/>
-        </w:rPr>
-        <w:t xml:space="preserve"> </w:t>
-      </w:r>
-      <w:r>
-        <w:rPr>
-          <w:lang w:val="es-ES"/>
-        </w:rPr>
+        <w:t xml:space="preserve"> </w:t>
+      </w:r>
+      <w:r>
         <w:t xml:space="preserve">no hace falta ACL para</w:t>
       </w:r>
       <w:r>
-        <w:rPr>
-          <w:lang w:val="es-ES"/>
-        </w:rPr>
-        <w:t xml:space="preserve"> </w:t>
-      </w:r>
-      <w:r>
-        <w:rPr>
-          <w:lang w:val="es-ES"/>
-        </w:rPr>
+        <w:t xml:space="preserve"> </w:t>
+      </w:r>
+      <w:r>
         <w:t xml:space="preserve">“el WiFi de alumnos no accede a profesores”</w:t>
       </w:r>
       <w:r>
-        <w:rPr>
-          <w:lang w:val="es-ES"/>
-        </w:rPr>
         <w:t xml:space="preserve">: con la primera línea de PROFES ya se corta el ida; para el corte completo bidireccional se añadiría una ACL espejo en la red de alumnos (</w:t>
       </w:r>
       <w:r>
         <w:rPr>
           <w:rStyle w:val="VerbatimChar"/>
-          <w:lang w:val="es-ES"/>
         </w:rPr>
         <w:t xml:space="preserve">deny ip 192.168.20.0 0.0.0.255 192.168.10.0 0.0.0.255</w:t>
       </w:r>
       <w:r>
-        <w:rPr>
-          <w:lang w:val="es-ES"/>
-        </w:rPr>
-        <w:t xml:space="preserve"> </w:t>
-      </w:r>
-      <w:r>
-        <w:rPr>
-          <w:lang w:val="es-ES"/>
-        </w:rPr>
+        <w:t xml:space="preserve"> </w:t>
+      </w:r>
+      <w:r>
         <w:t xml:space="preserve">+</w:t>
       </w:r>
       <w:r>
-        <w:rPr>
-          <w:lang w:val="es-ES"/>
-        </w:rPr>
         <w:t xml:space="preserve"> </w:t>
       </w:r>
       <w:r>
         <w:rPr>
           <w:rStyle w:val="VerbatimChar"/>
-          <w:lang w:val="es-ES"/>
         </w:rPr>
         <w:t xml:space="preserve">permit ip any any</w:t>
       </w:r>
       <w:r>
-        <w:rPr>
-          <w:lang w:val="es-ES"/>
-        </w:rPr>
         <w:t xml:space="preserve">).</w:t>
       </w:r>
     </w:p>
@@ -1849,46 +1560,29 @@
         <w:rPr>
           <w:b/>
           <w:bCs/>
-          <w:lang w:val="es-ES"/>
         </w:rPr>
         <w:t xml:space="preserve">El retorno del servidor (10.0.0.5 → 192.168.10.x) no cruza la ACL de PROFES</w:t>
       </w:r>
       <w:r>
-        <w:rPr>
-          <w:lang w:val="es-ES"/>
-        </w:rPr>
-        <w:t xml:space="preserve"> </w:t>
-      </w:r>
-      <w:r>
-        <w:rPr>
-          <w:lang w:val="es-ES"/>
-        </w:rPr>
+        <w:t xml:space="preserve"> </w:t>
+      </w:r>
+      <w:r>
         <w:t xml:space="preserve">(esa solo filtra el tráfico</w:t>
       </w:r>
       <w:r>
-        <w:rPr>
-          <w:lang w:val="es-ES"/>
-        </w:rPr>
         <w:t xml:space="preserve"> </w:t>
       </w:r>
       <w:r>
         <w:rPr>
           <w:i/>
           <w:iCs/>
-          <w:lang w:val="es-ES"/>
         </w:rPr>
         <w:t xml:space="preserve">originado</w:t>
       </w:r>
       <w:r>
-        <w:rPr>
-          <w:lang w:val="es-ES"/>
-        </w:rPr>
-        <w:t xml:space="preserve"> </w:t>
-      </w:r>
-      <w:r>
-        <w:rPr>
-          <w:lang w:val="es-ES"/>
-        </w:rPr>
+        <w:t xml:space="preserve"> </w:t>
+      </w:r>
+      <w:r>
         <w:t xml:space="preserve">en profesores, aplicada in en su interfaz). El retorno llega por G0/0/servidores y lo encamina el router normalmente. Si hubiéramos puesto una ACL en la interfaz del servidor, sí tendríamos que prever el retorno.</w:t>
       </w:r>
     </w:p>
@@ -1903,44 +1597,25 @@
         <w:rPr>
           <w:b/>
           <w:bCs/>
-          <w:lang w:val="es-ES"/>
         </w:rPr>
         <w:t xml:space="preserve">Reflexión:</w:t>
       </w:r>
       <w:r>
-        <w:rPr>
-          <w:lang w:val="es-ES"/>
-        </w:rPr>
-        <w:t xml:space="preserve"> </w:t>
-      </w:r>
-      <w:r>
-        <w:rPr>
-          <w:lang w:val="es-ES"/>
-        </w:rPr>
+        <w:t xml:space="preserve"> </w:t>
+      </w:r>
+      <w:r>
         <w:t xml:space="preserve">una ACL por IP es una herramienta burda para bloquear YouTube: CDN compartidas con otros servicios, apps que cambian de IPs, HTTPS que impide ver dominios… Para eso hay proxies/filtros DNS (o firewalls de siguiente generación). Las ACLs sirven para políticas simples por red/puerto; para</w:t>
       </w:r>
       <w:r>
-        <w:rPr>
-          <w:lang w:val="es-ES"/>
-        </w:rPr>
-        <w:t xml:space="preserve"> </w:t>
-      </w:r>
-      <w:r>
-        <w:rPr>
-          <w:lang w:val="es-ES"/>
-        </w:rPr>
+        <w:t xml:space="preserve"> </w:t>
+      </w:r>
+      <w:r>
         <w:t xml:space="preserve">“bloquear YouTube”</w:t>
       </w:r>
       <w:r>
-        <w:rPr>
-          <w:lang w:val="es-ES"/>
-        </w:rPr>
-        <w:t xml:space="preserve"> </w:t>
-      </w:r>
-      <w:r>
-        <w:rPr>
-          <w:lang w:val="es-ES"/>
-        </w:rPr>
+        <w:t xml:space="preserve"> </w:t>
+      </w:r>
+      <w:r>
         <w:t xml:space="preserve">honestamente mejor un filtro DNS o un proxy. Es una conversación de expectativas, no de comandos.</w:t>
       </w:r>
     </w:p>

--- a/docx/08-acl-seguridad/boletin-U08-avanzado-resuelto.docx
+++ b/docx/08-acl-seguridad/boletin-U08-avanzado-resuelto.docx
@@ -28,23 +28,23 @@
         </w:p>
       </w:sdtContent>
     </w:sdt>
-    <w:bookmarkStart w:id="9" w:name="boletín-ud8-avanzado-resuelto"/>
+    <w:bookmarkStart w:id="9" w:name="X513bff26a53834fe540ab823734561b7cce441f"/>
     <w:p>
       <w:pPr>
         <w:pStyle w:val="Heading1"/>
       </w:pPr>
       <w:r>
-        <w:t xml:space="preserve">Boletín UD8 — Avanzado (Resuelto)</w:t>
+        <w:t xml:space="preserve">Boletín de ACL y seguridad — Avanzado (Resuelto)</w:t>
       </w:r>
     </w:p>
     <w:bookmarkEnd w:id="9"/>
-    <w:bookmarkStart w:id="18" w:name="boletín-ud8-avanzado-resuelto-1"/>
+    <w:bookmarkStart w:id="18" w:name="Xee3a889af38b55cdf2c5404d5aba706ea996fa6"/>
     <w:p>
       <w:pPr>
         <w:pStyle w:val="Heading1"/>
       </w:pPr>
       <w:r>
-        <w:t xml:space="preserve">✅ Boletín UD8 — Avanzado (Resuelto)</w:t>
+        <w:t xml:space="preserve">✅ Boletín de ACL y seguridad — Avanzado (Resuelto)</w:t>
       </w:r>
     </w:p>
     <w:p>

--- a/docx/08-acl-seguridad/boletin-U08-avanzado-resuelto.docx
+++ b/docx/08-acl-seguridad/boletin-U08-avanzado-resuelto.docx
@@ -38,7 +38,7 @@
       </w:r>
     </w:p>
     <w:bookmarkEnd w:id="9"/>
-    <w:bookmarkStart w:id="18" w:name="Xee3a889af38b55cdf2c5404d5aba706ea996fa6"/>
+    <w:bookmarkStart w:id="20" w:name="Xee3a889af38b55cdf2c5404d5aba706ea996fa6"/>
     <w:p>
       <w:pPr>
         <w:pStyle w:val="Heading1"/>
@@ -1369,18 +1369,17 @@
       </w:r>
     </w:p>
     <w:bookmarkEnd w:id="16"/>
-    <w:bookmarkStart w:id="17" w:name="mini-caso-final"/>
+    <w:bookmarkStart w:id="17" w:name="diagnóstico-de-port-security"/>
     <w:p>
       <w:pPr>
         <w:pStyle w:val="Heading2"/>
       </w:pPr>
       <w:r>
-        <w:t xml:space="preserve">8. Mini-caso final</w:t>
-      </w:r>
-    </w:p>
-    <w:p>
-      <w:pPr>
-        <w:pStyle w:val="Compact"/>
+        <w:t xml:space="preserve">8. Diagnóstico de port security</w:t>
+      </w:r>
+    </w:p>
+    <w:p>
+      <w:pPr>
         <w:numPr>
           <w:ilvl w:val="0"/>
           <w:numId w:val="1009"/>
@@ -1391,176 +1390,1068 @@
           <w:b/>
           <w:bCs/>
         </w:rPr>
-        <w:t xml:space="preserve">Diseño mínimo (extendidas, cerca del origen):</w:t>
-      </w:r>
-    </w:p>
-    <w:p>
-      <w:pPr>
-        <w:pStyle w:val="SourceCode"/>
-      </w:pPr>
-      <w:r>
-        <w:rPr>
-          <w:rStyle w:val="ExtensionTok"/>
-        </w:rPr>
-        <w:t xml:space="preserve">ip</w:t>
-      </w:r>
-      <w:r>
-        <w:rPr>
-          <w:rStyle w:val="NormalTok"/>
-        </w:rPr>
-        <w:t xml:space="preserve"> access-list extended PROFES</w:t>
-      </w:r>
-      <w:r>
-        <w:br/>
-      </w:r>
-      <w:r>
-        <w:rPr>
-          <w:rStyle w:val="NormalTok"/>
-        </w:rPr>
-        <w:t xml:space="preserve"> </w:t>
-      </w:r>
-      <w:r>
-        <w:rPr>
-          <w:rStyle w:val="ExtensionTok"/>
-        </w:rPr>
-        <w:t xml:space="preserve">deny</w:t>
-      </w:r>
-      <w:r>
-        <w:rPr>
-          <w:rStyle w:val="NormalTok"/>
-        </w:rPr>
-        <w:t xml:space="preserve"> ip 192.168.10.0 0.0.0.255 192.168.20.0 0.0.0.255</w:t>
-      </w:r>
-      <w:r>
-        <w:br/>
-      </w:r>
-      <w:r>
-        <w:rPr>
-          <w:rStyle w:val="NormalTok"/>
-        </w:rPr>
-        <w:t xml:space="preserve"> </w:t>
-      </w:r>
-      <w:r>
-        <w:rPr>
-          <w:rStyle w:val="ExtensionTok"/>
-        </w:rPr>
-        <w:t xml:space="preserve">permit</w:t>
-      </w:r>
-      <w:r>
-        <w:rPr>
-          <w:rStyle w:val="NormalTok"/>
-        </w:rPr>
-        <w:t xml:space="preserve"> tcp 192.168.10.0 0.0.0.255 host 10.0.0.5 eq 443</w:t>
-      </w:r>
-      <w:r>
-        <w:br/>
-      </w:r>
-      <w:r>
-        <w:rPr>
-          <w:rStyle w:val="NormalTok"/>
-        </w:rPr>
-        <w:t xml:space="preserve"> </w:t>
-      </w:r>
-      <w:r>
-        <w:rPr>
-          <w:rStyle w:val="ExtensionTok"/>
-        </w:rPr>
-        <w:t xml:space="preserve">permit</w:t>
-      </w:r>
-      <w:r>
-        <w:rPr>
-          <w:rStyle w:val="NormalTok"/>
-        </w:rPr>
-        <w:t xml:space="preserve"> ip 192.168.10.0 0.0.0.255 any</w:t>
-      </w:r>
-    </w:p>
-    <w:p>
-      <w:pPr>
-        <w:pStyle w:val="FirstParagraph"/>
-      </w:pPr>
-      <w:r>
-        <w:t xml:space="preserve">Aplicada</w:t>
-      </w:r>
-      <w:r>
-        <w:t xml:space="preserve"> </w:t>
-      </w:r>
+        <w:t xml:space="preserve">Ocurrió porque</w:t>
+      </w:r>
+      <w:r>
+        <w:t xml:space="preserve"> </w:t>
+      </w:r>
+      <w:r>
+        <w:t xml:space="preserve">el usuario conectó un switch no administrado. Los PCs de ambos usuarios tienen MACs diferentes, y el switch de red ve más de 1 MAC en el puerto, superando el límite (maximum 1).</w:t>
+      </w:r>
+    </w:p>
+    <w:p>
+      <w:pPr>
+        <w:numPr>
+          <w:ilvl w:val="0"/>
+          <w:numId w:val="1009"/>
+        </w:numPr>
+      </w:pPr>
       <w:r>
         <w:rPr>
           <w:b/>
           <w:bCs/>
         </w:rPr>
-        <w:t xml:space="preserve">in</w:t>
-      </w:r>
-      <w:r>
-        <w:t xml:space="preserve"> </w:t>
-      </w:r>
-      <w:r>
-        <w:t xml:space="preserve">en la interfaz VLAN/interfaz de la red de profesores (donde entra su tráfico al router).</w:t>
-      </w:r>
-    </w:p>
-    <w:p>
-      <w:pPr>
-        <w:pStyle w:val="BodyText"/>
+        <w:t xml:space="preserve">Dos cambios:</w:t>
+      </w:r>
+    </w:p>
+    <w:p>
+      <w:pPr>
+        <w:pStyle w:val="Compact"/>
+        <w:numPr>
+          <w:ilvl w:val="1"/>
+          <w:numId w:val="1010"/>
+        </w:numPr>
+      </w:pPr>
+      <w:r>
+        <w:t xml:space="preserve">Aumentar</w:t>
+      </w:r>
+      <w:r>
+        <w:t xml:space="preserve"> </w:t>
+      </w:r>
+      <w:r>
+        <w:rPr>
+          <w:rStyle w:val="VerbatimChar"/>
+        </w:rPr>
+        <w:t xml:space="preserve">maximum</w:t>
+      </w:r>
+      <w:r>
+        <w:t xml:space="preserve"> </w:t>
+      </w:r>
+      <w:r>
+        <w:t xml:space="preserve">a un valor razonable (ej. 5-10) si es un puerto compartido</w:t>
+      </w:r>
+    </w:p>
+    <w:p>
+      <w:pPr>
+        <w:pStyle w:val="Compact"/>
+        <w:numPr>
+          <w:ilvl w:val="1"/>
+          <w:numId w:val="1010"/>
+        </w:numPr>
+      </w:pPr>
+      <w:r>
+        <w:t xml:space="preserve">Cambiar</w:t>
+      </w:r>
+      <w:r>
+        <w:t xml:space="preserve"> </w:t>
+      </w:r>
+      <w:r>
+        <w:rPr>
+          <w:rStyle w:val="VerbatimChar"/>
+        </w:rPr>
+        <w:t xml:space="preserve">violation</w:t>
+      </w:r>
+      <w:r>
+        <w:t xml:space="preserve"> </w:t>
+      </w:r>
+      <w:r>
+        <w:t xml:space="preserve">a</w:t>
+      </w:r>
+      <w:r>
+        <w:t xml:space="preserve"> </w:t>
+      </w:r>
+      <w:r>
+        <w:rPr>
+          <w:rStyle w:val="VerbatimChar"/>
+        </w:rPr>
+        <w:t xml:space="preserve">restrict</w:t>
+      </w:r>
+      <w:r>
+        <w:t xml:space="preserve"> </w:t>
+      </w:r>
+      <w:r>
+        <w:t xml:space="preserve">(descarta tráfico extra pero no deshabilita el puerto) o</w:t>
+      </w:r>
+      <w:r>
+        <w:t xml:space="preserve"> </w:t>
+      </w:r>
+      <w:r>
+        <w:rPr>
+          <w:rStyle w:val="VerbatimChar"/>
+        </w:rPr>
+        <w:t xml:space="preserve">protect</w:t>
+      </w:r>
+      <w:r>
+        <w:t xml:space="preserve"> </w:t>
+      </w:r>
+      <w:r>
+        <w:t xml:space="preserve">(descarta silenciosamente)</w:t>
+      </w:r>
+    </w:p>
+    <w:p>
+      <w:pPr>
+        <w:numPr>
+          <w:ilvl w:val="0"/>
+          <w:numId w:val="1009"/>
+        </w:numPr>
       </w:pPr>
       <w:r>
         <w:rPr>
           <w:b/>
           <w:bCs/>
         </w:rPr>
-        <w:t xml:space="preserve">Nota:</w:t>
-      </w:r>
-      <w:r>
-        <w:t xml:space="preserve"> </w:t>
-      </w:r>
-      <w:r>
-        <w:t xml:space="preserve">no hace falta ACL para</w:t>
-      </w:r>
-      <w:r>
-        <w:t xml:space="preserve"> </w:t>
-      </w:r>
-      <w:r>
-        <w:t xml:space="preserve">“el WiFi de alumnos no accede a profesores”</w:t>
-      </w:r>
-      <w:r>
-        <w:t xml:space="preserve">: con la primera línea de PROFES ya se corta el ida; para el corte completo bidireccional se añadiría una ACL espejo en la red de alumnos (</w:t>
-      </w:r>
-      <w:r>
-        <w:rPr>
-          <w:rStyle w:val="VerbatimChar"/>
-        </w:rPr>
-        <w:t xml:space="preserve">deny ip 192.168.20.0 0.0.0.255 192.168.10.0 0.0.0.255</w:t>
-      </w:r>
-      <w:r>
-        <w:t xml:space="preserve"> </w:t>
-      </w:r>
-      <w:r>
-        <w:t xml:space="preserve">+</w:t>
-      </w:r>
-      <w:r>
-        <w:t xml:space="preserve"> </w:t>
-      </w:r>
-      <w:r>
-        <w:rPr>
-          <w:rStyle w:val="VerbatimChar"/>
-        </w:rPr>
-        <w:t xml:space="preserve">permit ip any any</w:t>
-      </w:r>
-      <w:r>
-        <w:t xml:space="preserve">).</w:t>
-      </w:r>
-    </w:p>
-    <w:p>
-      <w:pPr>
+        <w:t xml:space="preserve">Recuperar el puerto:</w:t>
+      </w:r>
+    </w:p>
+    <w:p>
+      <w:pPr>
+        <w:pStyle w:val="SourceCode"/>
         <w:numPr>
           <w:ilvl w:val="0"/>
-          <w:numId w:val="1010"/>
+          <w:numId w:val="1000"/>
         </w:numPr>
       </w:pPr>
+      <w:r>
+        <w:rPr>
+          <w:rStyle w:val="ExtensionTok"/>
+        </w:rPr>
+        <w:t xml:space="preserve">Switch</w:t>
+      </w:r>
+      <w:r>
+        <w:rPr>
+          <w:rStyle w:val="ErrorTok"/>
+        </w:rPr>
+        <w:t xml:space="preserve">(</w:t>
+      </w:r>
+      <w:r>
+        <w:rPr>
+          <w:rStyle w:val="ExtensionTok"/>
+        </w:rPr>
+        <w:t xml:space="preserve">config</w:t>
+      </w:r>
+      <w:r>
+        <w:rPr>
+          <w:rStyle w:val="KeywordTok"/>
+        </w:rPr>
+        <w:t xml:space="preserve">)</w:t>
+      </w:r>
+      <w:r>
+        <w:rPr>
+          <w:rStyle w:val="CommentTok"/>
+        </w:rPr>
+        <w:t xml:space="preserve"># interface fa0/1</w:t>
+      </w:r>
+      <w:r>
+        <w:br/>
+      </w:r>
+      <w:r>
+        <w:rPr>
+          <w:rStyle w:val="ExtensionTok"/>
+        </w:rPr>
+        <w:t xml:space="preserve">Switch</w:t>
+      </w:r>
+      <w:r>
+        <w:rPr>
+          <w:rStyle w:val="ErrorTok"/>
+        </w:rPr>
+        <w:t xml:space="preserve">(</w:t>
+      </w:r>
+      <w:r>
+        <w:rPr>
+          <w:rStyle w:val="ExtensionTok"/>
+        </w:rPr>
+        <w:t xml:space="preserve">config-if</w:t>
+      </w:r>
+      <w:r>
+        <w:rPr>
+          <w:rStyle w:val="KeywordTok"/>
+        </w:rPr>
+        <w:t xml:space="preserve">)</w:t>
+      </w:r>
+      <w:r>
+        <w:rPr>
+          <w:rStyle w:val="CommentTok"/>
+        </w:rPr>
+        <w:t xml:space="preserve"># shutdown</w:t>
+      </w:r>
+      <w:r>
+        <w:br/>
+      </w:r>
+      <w:r>
+        <w:rPr>
+          <w:rStyle w:val="ExtensionTok"/>
+        </w:rPr>
+        <w:t xml:space="preserve">Switch</w:t>
+      </w:r>
+      <w:r>
+        <w:rPr>
+          <w:rStyle w:val="ErrorTok"/>
+        </w:rPr>
+        <w:t xml:space="preserve">(</w:t>
+      </w:r>
+      <w:r>
+        <w:rPr>
+          <w:rStyle w:val="ExtensionTok"/>
+        </w:rPr>
+        <w:t xml:space="preserve">config-if</w:t>
+      </w:r>
+      <w:r>
+        <w:rPr>
+          <w:rStyle w:val="KeywordTok"/>
+        </w:rPr>
+        <w:t xml:space="preserve">)</w:t>
+      </w:r>
+      <w:r>
+        <w:rPr>
+          <w:rStyle w:val="CommentTok"/>
+        </w:rPr>
+        <w:t xml:space="preserve"># no shutdown</w:t>
+      </w:r>
+    </w:p>
+    <w:p>
+      <w:pPr>
+        <w:numPr>
+          <w:ilvl w:val="0"/>
+          <w:numId w:val="1000"/>
+        </w:numPr>
+      </w:pPr>
+      <w:r>
+        <w:t xml:space="preserve">O configurar</w:t>
+      </w:r>
+      <w:r>
+        <w:t xml:space="preserve"> </w:t>
+      </w:r>
+      <w:r>
+        <w:rPr>
+          <w:rStyle w:val="VerbatimChar"/>
+        </w:rPr>
+        <w:t xml:space="preserve">errdisable recovery cause psecure-violation</w:t>
+      </w:r>
+      <w:r>
+        <w:t xml:space="preserve"> </w:t>
+      </w:r>
+      <w:r>
+        <w:t xml:space="preserve">para recuperación automática.</w:t>
+      </w:r>
+    </w:p>
+    <w:bookmarkEnd w:id="17"/>
+    <w:bookmarkStart w:id="18" w:name="Xec7884ac2ad1ffd996301628f2a85de9f6be052"/>
+    <w:p>
+      <w:pPr>
+        <w:pStyle w:val="Heading2"/>
+      </w:pPr>
+      <w:r>
+        <w:t xml:space="preserve">9. Laboratorio: Port Security en la sala de profesores</w:t>
+      </w:r>
+    </w:p>
+    <w:p>
+      <w:pPr>
+        <w:pStyle w:val="Compact"/>
+        <w:numPr>
+          <w:ilvl w:val="0"/>
+          <w:numId w:val="1011"/>
+        </w:numPr>
+      </w:pPr>
+      <w:r>
+        <w:t xml:space="preserve">y b) Configuración completa:</w:t>
+      </w:r>
+    </w:p>
+    <w:p>
+      <w:pPr>
+        <w:pStyle w:val="SourceCode"/>
+      </w:pPr>
+      <w:r>
+        <w:rPr>
+          <w:rStyle w:val="ExtensionTok"/>
+        </w:rPr>
+        <w:t xml:space="preserve">Switch</w:t>
+      </w:r>
+      <w:r>
+        <w:rPr>
+          <w:rStyle w:val="ErrorTok"/>
+        </w:rPr>
+        <w:t xml:space="preserve">(</w:t>
+      </w:r>
+      <w:r>
+        <w:rPr>
+          <w:rStyle w:val="ExtensionTok"/>
+        </w:rPr>
+        <w:t xml:space="preserve">config</w:t>
+      </w:r>
+      <w:r>
+        <w:rPr>
+          <w:rStyle w:val="KeywordTok"/>
+        </w:rPr>
+        <w:t xml:space="preserve">)</w:t>
+      </w:r>
+      <w:r>
+        <w:rPr>
+          <w:rStyle w:val="CommentTok"/>
+        </w:rPr>
+        <w:t xml:space="preserve"># interface fa0/24</w:t>
+      </w:r>
+      <w:r>
+        <w:br/>
+      </w:r>
+      <w:r>
+        <w:rPr>
+          <w:rStyle w:val="ExtensionTok"/>
+        </w:rPr>
+        <w:t xml:space="preserve">Switch</w:t>
+      </w:r>
+      <w:r>
+        <w:rPr>
+          <w:rStyle w:val="ErrorTok"/>
+        </w:rPr>
+        <w:t xml:space="preserve">(</w:t>
+      </w:r>
+      <w:r>
+        <w:rPr>
+          <w:rStyle w:val="ExtensionTok"/>
+        </w:rPr>
+        <w:t xml:space="preserve">config-if</w:t>
+      </w:r>
+      <w:r>
+        <w:rPr>
+          <w:rStyle w:val="KeywordTok"/>
+        </w:rPr>
+        <w:t xml:space="preserve">)</w:t>
+      </w:r>
+      <w:r>
+        <w:rPr>
+          <w:rStyle w:val="CommentTok"/>
+        </w:rPr>
+        <w:t xml:space="preserve"># switchport mode access</w:t>
+      </w:r>
+      <w:r>
+        <w:br/>
+      </w:r>
+      <w:r>
+        <w:rPr>
+          <w:rStyle w:val="ExtensionTok"/>
+        </w:rPr>
+        <w:t xml:space="preserve">Switch</w:t>
+      </w:r>
+      <w:r>
+        <w:rPr>
+          <w:rStyle w:val="ErrorTok"/>
+        </w:rPr>
+        <w:t xml:space="preserve">(</w:t>
+      </w:r>
+      <w:r>
+        <w:rPr>
+          <w:rStyle w:val="ExtensionTok"/>
+        </w:rPr>
+        <w:t xml:space="preserve">config-if</w:t>
+      </w:r>
+      <w:r>
+        <w:rPr>
+          <w:rStyle w:val="KeywordTok"/>
+        </w:rPr>
+        <w:t xml:space="preserve">)</w:t>
+      </w:r>
+      <w:r>
+        <w:rPr>
+          <w:rStyle w:val="CommentTok"/>
+        </w:rPr>
+        <w:t xml:space="preserve"># switchport port-security</w:t>
+      </w:r>
+      <w:r>
+        <w:br/>
+      </w:r>
+      <w:r>
+        <w:rPr>
+          <w:rStyle w:val="ExtensionTok"/>
+        </w:rPr>
+        <w:t xml:space="preserve">Switch</w:t>
+      </w:r>
+      <w:r>
+        <w:rPr>
+          <w:rStyle w:val="ErrorTok"/>
+        </w:rPr>
+        <w:t xml:space="preserve">(</w:t>
+      </w:r>
+      <w:r>
+        <w:rPr>
+          <w:rStyle w:val="ExtensionTok"/>
+        </w:rPr>
+        <w:t xml:space="preserve">config-if</w:t>
+      </w:r>
+      <w:r>
+        <w:rPr>
+          <w:rStyle w:val="KeywordTok"/>
+        </w:rPr>
+        <w:t xml:space="preserve">)</w:t>
+      </w:r>
+      <w:r>
+        <w:rPr>
+          <w:rStyle w:val="CommentTok"/>
+        </w:rPr>
+        <w:t xml:space="preserve"># switchport port-security maximum 1</w:t>
+      </w:r>
+      <w:r>
+        <w:br/>
+      </w:r>
+      <w:r>
+        <w:rPr>
+          <w:rStyle w:val="ExtensionTok"/>
+        </w:rPr>
+        <w:t xml:space="preserve">Switch</w:t>
+      </w:r>
+      <w:r>
+        <w:rPr>
+          <w:rStyle w:val="ErrorTok"/>
+        </w:rPr>
+        <w:t xml:space="preserve">(</w:t>
+      </w:r>
+      <w:r>
+        <w:rPr>
+          <w:rStyle w:val="ExtensionTok"/>
+        </w:rPr>
+        <w:t xml:space="preserve">config-if</w:t>
+      </w:r>
+      <w:r>
+        <w:rPr>
+          <w:rStyle w:val="KeywordTok"/>
+        </w:rPr>
+        <w:t xml:space="preserve">)</w:t>
+      </w:r>
+      <w:r>
+        <w:rPr>
+          <w:rStyle w:val="CommentTok"/>
+        </w:rPr>
+        <w:t xml:space="preserve"># switchport port-security mac-address sticky</w:t>
+      </w:r>
+      <w:r>
+        <w:br/>
+      </w:r>
+      <w:r>
+        <w:rPr>
+          <w:rStyle w:val="ExtensionTok"/>
+        </w:rPr>
+        <w:t xml:space="preserve">Switch</w:t>
+      </w:r>
+      <w:r>
+        <w:rPr>
+          <w:rStyle w:val="ErrorTok"/>
+        </w:rPr>
+        <w:t xml:space="preserve">(</w:t>
+      </w:r>
+      <w:r>
+        <w:rPr>
+          <w:rStyle w:val="ExtensionTok"/>
+        </w:rPr>
+        <w:t xml:space="preserve">config-if</w:t>
+      </w:r>
+      <w:r>
+        <w:rPr>
+          <w:rStyle w:val="KeywordTok"/>
+        </w:rPr>
+        <w:t xml:space="preserve">)</w:t>
+      </w:r>
+      <w:r>
+        <w:rPr>
+          <w:rStyle w:val="CommentTok"/>
+        </w:rPr>
+        <w:t xml:space="preserve"># switchport port-security violation shutdown</w:t>
+      </w:r>
+    </w:p>
+    <w:p>
+      <w:pPr>
+        <w:numPr>
+          <w:ilvl w:val="0"/>
+          <w:numId w:val="1012"/>
+        </w:numPr>
+      </w:pPr>
+      <w:r>
+        <w:t xml:space="preserve">Verificación:</w:t>
+      </w:r>
+      <w:r>
+        <w:t xml:space="preserve"> </w:t>
+      </w:r>
+      <w:r>
+        <w:rPr>
+          <w:rStyle w:val="VerbatimChar"/>
+        </w:rPr>
+        <w:t xml:space="preserve">Switch# show port-security interface fa0/24</w:t>
+      </w:r>
+      <w:r>
+        <w:t xml:space="preserve"> </w:t>
+      </w:r>
+      <w:r>
+        <w:t xml:space="preserve">(muestra el máximo, las MACs seguras y el estado del puerto).</w:t>
+      </w:r>
+    </w:p>
+    <w:p>
+      <w:pPr>
+        <w:numPr>
+          <w:ilvl w:val="0"/>
+          <w:numId w:val="1012"/>
+        </w:numPr>
+      </w:pPr>
+      <w:r>
+        <w:t xml:space="preserve">La violación ocurre porque la</w:t>
+      </w:r>
+      <w:r>
+        <w:t xml:space="preserve"> </w:t>
+      </w:r>
       <w:r>
         <w:rPr>
           <w:b/>
           <w:bCs/>
         </w:rPr>
+        <w:t xml:space="preserve">MAC sticky del PC original NO caduca</w:t>
+      </w:r>
+      <w:r>
+        <w:t xml:space="preserve">: aunque el PC se desenchufe, su MAC permanece aprendida como permanente. Al conectar el portátil, su MAC nueva hace un total de 2 MACs en el puerto y se supera el máximo (1) → violación shutdown → errdisable.</w:t>
+      </w:r>
+    </w:p>
+    <w:p>
+      <w:pPr>
+        <w:numPr>
+          <w:ilvl w:val="0"/>
+          <w:numId w:val="1012"/>
+        </w:numPr>
+      </w:pPr>
+      <w:r>
+        <w:t xml:space="preserve">Recuperar el puerto:</w:t>
+      </w:r>
+    </w:p>
+    <w:p>
+      <w:pPr>
+        <w:pStyle w:val="SourceCode"/>
+      </w:pPr>
+      <w:r>
+        <w:rPr>
+          <w:rStyle w:val="ExtensionTok"/>
+        </w:rPr>
+        <w:t xml:space="preserve">Switch</w:t>
+      </w:r>
+      <w:r>
+        <w:rPr>
+          <w:rStyle w:val="ErrorTok"/>
+        </w:rPr>
+        <w:t xml:space="preserve">(</w:t>
+      </w:r>
+      <w:r>
+        <w:rPr>
+          <w:rStyle w:val="ExtensionTok"/>
+        </w:rPr>
+        <w:t xml:space="preserve">config</w:t>
+      </w:r>
+      <w:r>
+        <w:rPr>
+          <w:rStyle w:val="KeywordTok"/>
+        </w:rPr>
+        <w:t xml:space="preserve">)</w:t>
+      </w:r>
+      <w:r>
+        <w:rPr>
+          <w:rStyle w:val="CommentTok"/>
+        </w:rPr>
+        <w:t xml:space="preserve"># interface fa0/24</w:t>
+      </w:r>
+      <w:r>
+        <w:br/>
+      </w:r>
+      <w:r>
+        <w:rPr>
+          <w:rStyle w:val="ExtensionTok"/>
+        </w:rPr>
+        <w:t xml:space="preserve">Switch</w:t>
+      </w:r>
+      <w:r>
+        <w:rPr>
+          <w:rStyle w:val="ErrorTok"/>
+        </w:rPr>
+        <w:t xml:space="preserve">(</w:t>
+      </w:r>
+      <w:r>
+        <w:rPr>
+          <w:rStyle w:val="ExtensionTok"/>
+        </w:rPr>
+        <w:t xml:space="preserve">config-if</w:t>
+      </w:r>
+      <w:r>
+        <w:rPr>
+          <w:rStyle w:val="KeywordTok"/>
+        </w:rPr>
+        <w:t xml:space="preserve">)</w:t>
+      </w:r>
+      <w:r>
+        <w:rPr>
+          <w:rStyle w:val="CommentTok"/>
+        </w:rPr>
+        <w:t xml:space="preserve"># shutdown</w:t>
+      </w:r>
+      <w:r>
+        <w:br/>
+      </w:r>
+      <w:r>
+        <w:rPr>
+          <w:rStyle w:val="ExtensionTok"/>
+        </w:rPr>
+        <w:t xml:space="preserve">Switch</w:t>
+      </w:r>
+      <w:r>
+        <w:rPr>
+          <w:rStyle w:val="ErrorTok"/>
+        </w:rPr>
+        <w:t xml:space="preserve">(</w:t>
+      </w:r>
+      <w:r>
+        <w:rPr>
+          <w:rStyle w:val="ExtensionTok"/>
+        </w:rPr>
+        <w:t xml:space="preserve">config-if</w:t>
+      </w:r>
+      <w:r>
+        <w:rPr>
+          <w:rStyle w:val="KeywordTok"/>
+        </w:rPr>
+        <w:t xml:space="preserve">)</w:t>
+      </w:r>
+      <w:r>
+        <w:rPr>
+          <w:rStyle w:val="CommentTok"/>
+        </w:rPr>
+        <w:t xml:space="preserve"># no shutdown</w:t>
+      </w:r>
+    </w:p>
+    <w:p>
+      <w:pPr>
+        <w:pStyle w:val="FirstParagraph"/>
+      </w:pPr>
+      <w:r>
+        <w:t xml:space="preserve">(O configurar</w:t>
+      </w:r>
+      <w:r>
+        <w:t xml:space="preserve"> </w:t>
+      </w:r>
+      <w:r>
+        <w:rPr>
+          <w:rStyle w:val="VerbatimChar"/>
+        </w:rPr>
+        <w:t xml:space="preserve">errdisable recovery cause psecure-violation</w:t>
+      </w:r>
+      <w:r>
+        <w:t xml:space="preserve">.)</w:t>
+      </w:r>
+    </w:p>
+    <w:p>
+      <w:pPr>
+        <w:pStyle w:val="Compact"/>
+        <w:numPr>
+          <w:ilvl w:val="0"/>
+          <w:numId w:val="1013"/>
+        </w:numPr>
+      </w:pPr>
+      <w:r>
+        <w:t xml:space="preserve">Sin perder seguridad, puedes:</w:t>
+      </w:r>
+    </w:p>
+    <w:p>
+      <w:pPr>
+        <w:numPr>
+          <w:ilvl w:val="1"/>
+          <w:numId w:val="1014"/>
+        </w:numPr>
+      </w:pPr>
+      <w:r>
+        <w:t xml:space="preserve">Aumentar</w:t>
+      </w:r>
+      <w:r>
+        <w:t xml:space="preserve"> </w:t>
+      </w:r>
+      <w:r>
+        <w:rPr>
+          <w:rStyle w:val="VerbatimChar"/>
+        </w:rPr>
+        <w:t xml:space="preserve">maximum</w:t>
+      </w:r>
+      <w:r>
+        <w:t xml:space="preserve"> </w:t>
+      </w:r>
+      <w:r>
+        <w:t xml:space="preserve">a 2 si es un puerto compartido.</w:t>
+      </w:r>
+    </w:p>
+    <w:p>
+      <w:pPr>
+        <w:numPr>
+          <w:ilvl w:val="1"/>
+          <w:numId w:val="1014"/>
+        </w:numPr>
+      </w:pPr>
+      <w:r>
+        <w:t xml:space="preserve">Configurar el</w:t>
+      </w:r>
+      <w:r>
+        <w:t xml:space="preserve"> </w:t>
+      </w:r>
+      <w:r>
+        <w:rPr>
+          <w:b/>
+          <w:bCs/>
+        </w:rPr>
+        <w:t xml:space="preserve">envejecimiento de la port security</w:t>
+      </w:r>
+      <w:r>
+        <w:t xml:space="preserve"> </w:t>
+      </w:r>
+      <w:r>
+        <w:t xml:space="preserve">para que la MAC sticky expire si el dispositivo se desenchufa (las sticky necesitan</w:t>
+      </w:r>
+      <w:r>
+        <w:t xml:space="preserve"> </w:t>
+      </w:r>
+      <w:r>
+        <w:rPr>
+          <w:rStyle w:val="VerbatimChar"/>
+        </w:rPr>
+        <w:t xml:space="preserve">aging static</w:t>
+      </w:r>
+      <w:r>
+        <w:t xml:space="preserve"> </w:t>
+      </w:r>
+      <w:r>
+        <w:t xml:space="preserve">para poder caducar):</w:t>
+      </w:r>
+    </w:p>
+    <w:p>
+      <w:pPr>
+        <w:pStyle w:val="SourceCode"/>
+        <w:numPr>
+          <w:ilvl w:val="1"/>
+          <w:numId w:val="1000"/>
+        </w:numPr>
+      </w:pPr>
+      <w:r>
+        <w:rPr>
+          <w:rStyle w:val="ExtensionTok"/>
+        </w:rPr>
+        <w:t xml:space="preserve">Switch</w:t>
+      </w:r>
+      <w:r>
+        <w:rPr>
+          <w:rStyle w:val="ErrorTok"/>
+        </w:rPr>
+        <w:t xml:space="preserve">(</w:t>
+      </w:r>
+      <w:r>
+        <w:rPr>
+          <w:rStyle w:val="ExtensionTok"/>
+        </w:rPr>
+        <w:t xml:space="preserve">config-if</w:t>
+      </w:r>
+      <w:r>
+        <w:rPr>
+          <w:rStyle w:val="KeywordTok"/>
+        </w:rPr>
+        <w:t xml:space="preserve">)</w:t>
+      </w:r>
+      <w:r>
+        <w:rPr>
+          <w:rStyle w:val="CommentTok"/>
+        </w:rPr>
+        <w:t xml:space="preserve"># switchport port-security aging time 5</w:t>
+      </w:r>
+      <w:r>
+        <w:br/>
+      </w:r>
+      <w:r>
+        <w:rPr>
+          <w:rStyle w:val="ExtensionTok"/>
+        </w:rPr>
+        <w:t xml:space="preserve">Switch</w:t>
+      </w:r>
+      <w:r>
+        <w:rPr>
+          <w:rStyle w:val="ErrorTok"/>
+        </w:rPr>
+        <w:t xml:space="preserve">(</w:t>
+      </w:r>
+      <w:r>
+        <w:rPr>
+          <w:rStyle w:val="ExtensionTok"/>
+        </w:rPr>
+        <w:t xml:space="preserve">config-if</w:t>
+      </w:r>
+      <w:r>
+        <w:rPr>
+          <w:rStyle w:val="KeywordTok"/>
+        </w:rPr>
+        <w:t xml:space="preserve">)</w:t>
+      </w:r>
+      <w:r>
+        <w:rPr>
+          <w:rStyle w:val="CommentTok"/>
+        </w:rPr>
+        <w:t xml:space="preserve"># switchport port-security aging type inactivity</w:t>
+      </w:r>
+      <w:r>
+        <w:br/>
+      </w:r>
+      <w:r>
+        <w:rPr>
+          <w:rStyle w:val="ExtensionTok"/>
+        </w:rPr>
+        <w:t xml:space="preserve">Switch</w:t>
+      </w:r>
+      <w:r>
+        <w:rPr>
+          <w:rStyle w:val="ErrorTok"/>
+        </w:rPr>
+        <w:t xml:space="preserve">(</w:t>
+      </w:r>
+      <w:r>
+        <w:rPr>
+          <w:rStyle w:val="ExtensionTok"/>
+        </w:rPr>
+        <w:t xml:space="preserve">config-if</w:t>
+      </w:r>
+      <w:r>
+        <w:rPr>
+          <w:rStyle w:val="KeywordTok"/>
+        </w:rPr>
+        <w:t xml:space="preserve">)</w:t>
+      </w:r>
+      <w:r>
+        <w:rPr>
+          <w:rStyle w:val="CommentTok"/>
+        </w:rPr>
+        <w:t xml:space="preserve"># switchport port-security aging static</w:t>
+      </w:r>
+    </w:p>
+    <w:p>
+      <w:pPr>
+        <w:numPr>
+          <w:ilvl w:val="1"/>
+          <w:numId w:val="1014"/>
+        </w:numPr>
+      </w:pPr>
+      <w:r>
+        <w:t xml:space="preserve">O usar</w:t>
+      </w:r>
+      <w:r>
+        <w:t xml:space="preserve"> </w:t>
+      </w:r>
+      <w:r>
+        <w:rPr>
+          <w:rStyle w:val="VerbatimChar"/>
+        </w:rPr>
+        <w:t xml:space="preserve">violation restrict</w:t>
+      </w:r>
+      <w:r>
+        <w:t xml:space="preserve"> </w:t>
+      </w:r>
+      <w:r>
+        <w:t xml:space="preserve">(descarta el tráfico extra sin deshabilitar el puerto), aunque es menos estricto.</w:t>
+      </w:r>
+    </w:p>
+    <w:bookmarkEnd w:id="18"/>
+    <w:bookmarkStart w:id="19" w:name="mini-caso-final"/>
+    <w:p>
+      <w:pPr>
+        <w:pStyle w:val="Heading2"/>
+      </w:pPr>
+      <w:r>
+        <w:t xml:space="preserve">10. Mini-caso final</w:t>
+      </w:r>
+    </w:p>
+    <w:p>
+      <w:pPr>
+        <w:pStyle w:val="Compact"/>
+        <w:numPr>
+          <w:ilvl w:val="0"/>
+          <w:numId w:val="1015"/>
+        </w:numPr>
+      </w:pPr>
+      <w:r>
+        <w:rPr>
+          <w:b/>
+          <w:bCs/>
+        </w:rPr>
+        <w:t xml:space="preserve">Diseño mínimo (extendidas, cerca del origen):</w:t>
+      </w:r>
+    </w:p>
+    <w:p>
+      <w:pPr>
+        <w:pStyle w:val="SourceCode"/>
+      </w:pPr>
+      <w:r>
+        <w:rPr>
+          <w:rStyle w:val="ExtensionTok"/>
+        </w:rPr>
+        <w:t xml:space="preserve">ip</w:t>
+      </w:r>
+      <w:r>
+        <w:rPr>
+          <w:rStyle w:val="NormalTok"/>
+        </w:rPr>
+        <w:t xml:space="preserve"> access-list extended PROFES</w:t>
+      </w:r>
+      <w:r>
+        <w:br/>
+      </w:r>
+      <w:r>
+        <w:rPr>
+          <w:rStyle w:val="NormalTok"/>
+        </w:rPr>
+        <w:t xml:space="preserve"> </w:t>
+      </w:r>
+      <w:r>
+        <w:rPr>
+          <w:rStyle w:val="ExtensionTok"/>
+        </w:rPr>
+        <w:t xml:space="preserve">deny</w:t>
+      </w:r>
+      <w:r>
+        <w:rPr>
+          <w:rStyle w:val="NormalTok"/>
+        </w:rPr>
+        <w:t xml:space="preserve"> ip 192.168.10.0 0.0.0.255 192.168.20.0 0.0.0.255</w:t>
+      </w:r>
+      <w:r>
+        <w:br/>
+      </w:r>
+      <w:r>
+        <w:rPr>
+          <w:rStyle w:val="NormalTok"/>
+        </w:rPr>
+        <w:t xml:space="preserve"> </w:t>
+      </w:r>
+      <w:r>
+        <w:rPr>
+          <w:rStyle w:val="ExtensionTok"/>
+        </w:rPr>
+        <w:t xml:space="preserve">permit</w:t>
+      </w:r>
+      <w:r>
+        <w:rPr>
+          <w:rStyle w:val="NormalTok"/>
+        </w:rPr>
+        <w:t xml:space="preserve"> tcp 192.168.10.0 0.0.0.255 host 10.0.0.5 eq 443</w:t>
+      </w:r>
+      <w:r>
+        <w:br/>
+      </w:r>
+      <w:r>
+        <w:rPr>
+          <w:rStyle w:val="NormalTok"/>
+        </w:rPr>
+        <w:t xml:space="preserve"> </w:t>
+      </w:r>
+      <w:r>
+        <w:rPr>
+          <w:rStyle w:val="ExtensionTok"/>
+        </w:rPr>
+        <w:t xml:space="preserve">permit</w:t>
+      </w:r>
+      <w:r>
+        <w:rPr>
+          <w:rStyle w:val="NormalTok"/>
+        </w:rPr>
+        <w:t xml:space="preserve"> ip 192.168.10.0 0.0.0.255 any</w:t>
+      </w:r>
+    </w:p>
+    <w:p>
+      <w:pPr>
+        <w:pStyle w:val="FirstParagraph"/>
+      </w:pPr>
+      <w:r>
+        <w:t xml:space="preserve">Aplicada</w:t>
+      </w:r>
+      <w:r>
+        <w:t xml:space="preserve"> </w:t>
+      </w:r>
+      <w:r>
+        <w:rPr>
+          <w:b/>
+          <w:bCs/>
+        </w:rPr>
+        <w:t xml:space="preserve">in</w:t>
+      </w:r>
+      <w:r>
+        <w:t xml:space="preserve"> </w:t>
+      </w:r>
+      <w:r>
+        <w:t xml:space="preserve">en la interfaz VLAN/interfaz de la red de profesores (donde entra su tráfico al router).</w:t>
+      </w:r>
+    </w:p>
+    <w:p>
+      <w:pPr>
+        <w:pStyle w:val="BodyText"/>
+      </w:pPr>
+      <w:r>
+        <w:rPr>
+          <w:b/>
+          <w:bCs/>
+        </w:rPr>
+        <w:t xml:space="preserve">Nota:</w:t>
+      </w:r>
+      <w:r>
+        <w:t xml:space="preserve"> </w:t>
+      </w:r>
+      <w:r>
+        <w:t xml:space="preserve">no hace falta ACL para</w:t>
+      </w:r>
+      <w:r>
+        <w:t xml:space="preserve"> </w:t>
+      </w:r>
+      <w:r>
+        <w:t xml:space="preserve">“el WiFi de alumnos no accede a profesores”</w:t>
+      </w:r>
+      <w:r>
+        <w:t xml:space="preserve">: con la primera línea de PROFES ya se corta el ida; para el corte completo bidireccional se añadiría una ACL espejo en la red de alumnos (</w:t>
+      </w:r>
+      <w:r>
+        <w:rPr>
+          <w:rStyle w:val="VerbatimChar"/>
+        </w:rPr>
+        <w:t xml:space="preserve">deny ip 192.168.20.0 0.0.0.255 192.168.10.0 0.0.0.255</w:t>
+      </w:r>
+      <w:r>
+        <w:t xml:space="preserve"> </w:t>
+      </w:r>
+      <w:r>
+        <w:t xml:space="preserve">+</w:t>
+      </w:r>
+      <w:r>
+        <w:t xml:space="preserve"> </w:t>
+      </w:r>
+      <w:r>
+        <w:rPr>
+          <w:rStyle w:val="VerbatimChar"/>
+        </w:rPr>
+        <w:t xml:space="preserve">permit ip any any</w:t>
+      </w:r>
+      <w:r>
+        <w:t xml:space="preserve">).</w:t>
+      </w:r>
+    </w:p>
+    <w:p>
+      <w:pPr>
+        <w:numPr>
+          <w:ilvl w:val="0"/>
+          <w:numId w:val="1016"/>
+        </w:numPr>
+      </w:pPr>
+      <w:r>
+        <w:rPr>
+          <w:b/>
+          <w:bCs/>
+        </w:rPr>
         <w:t xml:space="preserve">El retorno del servidor (10.0.0.5 → 192.168.10.x) no cruza la ACL de PROFES</w:t>
       </w:r>
       <w:r>
@@ -1590,7 +2481,7 @@
       <w:pPr>
         <w:numPr>
           <w:ilvl w:val="0"/>
-          <w:numId w:val="1010"/>
+          <w:numId w:val="1016"/>
         </w:numPr>
       </w:pPr>
       <w:r>
@@ -1619,8 +2510,8 @@
         <w:t xml:space="preserve">honestamente mejor un filtro DNS o un proxy. Es una conversación de expectativas, no de comandos.</w:t>
       </w:r>
     </w:p>
-    <w:bookmarkEnd w:id="17"/>
-    <w:bookmarkEnd w:id="18"/>
+    <w:bookmarkEnd w:id="19"/>
+    <w:bookmarkEnd w:id="20"/>
     <w:sectPr>
       <w:footnotePr>
         <w:numRestart w:val="eachSect"/>
@@ -2089,6 +2980,176 @@
       </w:rPr>
     </w:lvl>
   </w:abstractNum>
+  <w:abstractNum w:abstractNumId="99411">
+    <w:nsid w:val="00A99411"/>
+    <w:multiLevelType w:val="multilevel"/>
+    <w:lvl w:ilvl="0">
+      <w:start w:val="1"/>
+      <w:numFmt w:val="decimal"/>
+      <w:lvlText w:val="%1."/>
+      <w:lvlJc w:val="left"/>
+      <w:pPr>
+        <w:ind w:left="720" w:hanging="360"/>
+      </w:pPr>
+    </w:lvl>
+    <w:lvl w:ilvl="1">
+      <w:start w:val="1"/>
+      <w:numFmt w:val="decimal"/>
+      <w:lvlText w:val="%2."/>
+      <w:lvlJc w:val="left"/>
+      <w:pPr>
+        <w:ind w:left="1440" w:hanging="360"/>
+      </w:pPr>
+    </w:lvl>
+    <w:lvl w:ilvl="2">
+      <w:start w:val="1"/>
+      <w:numFmt w:val="decimal"/>
+      <w:lvlText w:val="%3."/>
+      <w:lvlJc w:val="left"/>
+      <w:pPr>
+        <w:ind w:left="2160" w:hanging="360"/>
+      </w:pPr>
+    </w:lvl>
+    <w:lvl w:ilvl="3">
+      <w:start w:val="1"/>
+      <w:numFmt w:val="decimal"/>
+      <w:lvlText w:val="%4."/>
+      <w:lvlJc w:val="left"/>
+      <w:pPr>
+        <w:ind w:left="2880" w:hanging="360"/>
+      </w:pPr>
+    </w:lvl>
+    <w:lvl w:ilvl="4">
+      <w:start w:val="1"/>
+      <w:numFmt w:val="decimal"/>
+      <w:lvlText w:val="%5."/>
+      <w:lvlJc w:val="left"/>
+      <w:pPr>
+        <w:ind w:left="3600" w:hanging="360"/>
+      </w:pPr>
+    </w:lvl>
+    <w:lvl w:ilvl="5">
+      <w:start w:val="1"/>
+      <w:numFmt w:val="decimal"/>
+      <w:lvlText w:val="%6."/>
+      <w:lvlJc w:val="left"/>
+      <w:pPr>
+        <w:ind w:left="4320" w:hanging="360"/>
+      </w:pPr>
+    </w:lvl>
+    <w:lvl w:ilvl="6">
+      <w:start w:val="1"/>
+      <w:numFmt w:val="decimal"/>
+      <w:lvlText w:val="%7."/>
+      <w:lvlJc w:val="left"/>
+      <w:pPr>
+        <w:ind w:left="5040" w:hanging="360"/>
+      </w:pPr>
+    </w:lvl>
+    <w:lvl w:ilvl="7">
+      <w:start w:val="1"/>
+      <w:numFmt w:val="decimal"/>
+      <w:lvlText w:val="%8."/>
+      <w:lvlJc w:val="left"/>
+      <w:pPr>
+        <w:ind w:left="5760" w:hanging="360"/>
+      </w:pPr>
+    </w:lvl>
+    <w:lvl w:ilvl="8">
+      <w:start w:val="1"/>
+      <w:numFmt w:val="decimal"/>
+      <w:lvlText w:val="%9."/>
+      <w:lvlJc w:val="left"/>
+      <w:pPr>
+        <w:ind w:left="6480" w:hanging="360"/>
+      </w:pPr>
+    </w:lvl>
+  </w:abstractNum>
+  <w:abstractNum w:abstractNumId="99726">
+    <w:nsid w:val="00A99726"/>
+    <w:multiLevelType w:val="multilevel"/>
+    <w:lvl w:ilvl="0">
+      <w:start w:val="6"/>
+      <w:numFmt w:val="lowerLetter"/>
+      <w:lvlText w:val="%1)"/>
+      <w:lvlJc w:val="left"/>
+      <w:pPr>
+        <w:ind w:left="720" w:hanging="360"/>
+      </w:pPr>
+    </w:lvl>
+    <w:lvl w:ilvl="1">
+      <w:start w:val="6"/>
+      <w:numFmt w:val="lowerLetter"/>
+      <w:lvlText w:val="%2)"/>
+      <w:lvlJc w:val="left"/>
+      <w:pPr>
+        <w:ind w:left="1440" w:hanging="360"/>
+      </w:pPr>
+    </w:lvl>
+    <w:lvl w:ilvl="2">
+      <w:start w:val="6"/>
+      <w:numFmt w:val="lowerLetter"/>
+      <w:lvlText w:val="%3)"/>
+      <w:lvlJc w:val="left"/>
+      <w:pPr>
+        <w:ind w:left="2160" w:hanging="360"/>
+      </w:pPr>
+    </w:lvl>
+    <w:lvl w:ilvl="3">
+      <w:start w:val="6"/>
+      <w:numFmt w:val="lowerLetter"/>
+      <w:lvlText w:val="%4)"/>
+      <w:lvlJc w:val="left"/>
+      <w:pPr>
+        <w:ind w:left="2880" w:hanging="360"/>
+      </w:pPr>
+    </w:lvl>
+    <w:lvl w:ilvl="4">
+      <w:start w:val="6"/>
+      <w:numFmt w:val="lowerLetter"/>
+      <w:lvlText w:val="%5)"/>
+      <w:lvlJc w:val="left"/>
+      <w:pPr>
+        <w:ind w:left="3600" w:hanging="360"/>
+      </w:pPr>
+    </w:lvl>
+    <w:lvl w:ilvl="5">
+      <w:start w:val="6"/>
+      <w:numFmt w:val="lowerLetter"/>
+      <w:lvlText w:val="%6)"/>
+      <w:lvlJc w:val="left"/>
+      <w:pPr>
+        <w:ind w:left="4320" w:hanging="360"/>
+      </w:pPr>
+    </w:lvl>
+    <w:lvl w:ilvl="6">
+      <w:start w:val="6"/>
+      <w:numFmt w:val="lowerLetter"/>
+      <w:lvlText w:val="%7)"/>
+      <w:lvlJc w:val="left"/>
+      <w:pPr>
+        <w:ind w:left="5040" w:hanging="360"/>
+      </w:pPr>
+    </w:lvl>
+    <w:lvl w:ilvl="7">
+      <w:start w:val="6"/>
+      <w:numFmt w:val="lowerLetter"/>
+      <w:lvlText w:val="%8)"/>
+      <w:lvlJc w:val="left"/>
+      <w:pPr>
+        <w:ind w:left="5760" w:hanging="360"/>
+      </w:pPr>
+    </w:lvl>
+    <w:lvl w:ilvl="8">
+      <w:start w:val="6"/>
+      <w:numFmt w:val="lowerLetter"/>
+      <w:lvlText w:val="%9)"/>
+      <w:lvlJc w:val="left"/>
+      <w:pPr>
+        <w:ind w:left="6480" w:hanging="360"/>
+      </w:pPr>
+    </w:lvl>
+  </w:abstractNum>
   <w:num w:numId="1000">
     <w:abstractNumId w:val="990"/>
   </w:num>
@@ -2336,6 +3397,159 @@
     </w:lvlOverride>
   </w:num>
   <w:num w:numId="1010">
+    <w:abstractNumId w:val="99411"/>
+    <w:lvlOverride w:ilvl="0">
+      <w:startOverride w:val="1"/>
+    </w:lvlOverride>
+    <w:lvlOverride w:ilvl="1">
+      <w:startOverride w:val="1"/>
+    </w:lvlOverride>
+    <w:lvlOverride w:ilvl="2">
+      <w:startOverride w:val="1"/>
+    </w:lvlOverride>
+    <w:lvlOverride w:ilvl="3">
+      <w:startOverride w:val="1"/>
+    </w:lvlOverride>
+    <w:lvlOverride w:ilvl="4">
+      <w:startOverride w:val="1"/>
+    </w:lvlOverride>
+    <w:lvlOverride w:ilvl="5">
+      <w:startOverride w:val="1"/>
+    </w:lvlOverride>
+    <w:lvlOverride w:ilvl="6">
+      <w:startOverride w:val="1"/>
+    </w:lvlOverride>
+    <w:lvlOverride w:ilvl="7">
+      <w:startOverride w:val="1"/>
+    </w:lvlOverride>
+    <w:lvlOverride w:ilvl="8">
+      <w:startOverride w:val="1"/>
+    </w:lvlOverride>
+  </w:num>
+  <w:num w:numId="1011">
+    <w:abstractNumId w:val="99721"/>
+    <w:lvlOverride w:ilvl="0">
+      <w:startOverride w:val="1"/>
+    </w:lvlOverride>
+    <w:lvlOverride w:ilvl="1">
+      <w:startOverride w:val="1"/>
+    </w:lvlOverride>
+    <w:lvlOverride w:ilvl="2">
+      <w:startOverride w:val="1"/>
+    </w:lvlOverride>
+    <w:lvlOverride w:ilvl="3">
+      <w:startOverride w:val="1"/>
+    </w:lvlOverride>
+    <w:lvlOverride w:ilvl="4">
+      <w:startOverride w:val="1"/>
+    </w:lvlOverride>
+    <w:lvlOverride w:ilvl="5">
+      <w:startOverride w:val="1"/>
+    </w:lvlOverride>
+    <w:lvlOverride w:ilvl="6">
+      <w:startOverride w:val="1"/>
+    </w:lvlOverride>
+    <w:lvlOverride w:ilvl="7">
+      <w:startOverride w:val="1"/>
+    </w:lvlOverride>
+    <w:lvlOverride w:ilvl="8">
+      <w:startOverride w:val="1"/>
+    </w:lvlOverride>
+  </w:num>
+  <w:num w:numId="1012">
+    <w:abstractNumId w:val="99723"/>
+    <w:lvlOverride w:ilvl="0">
+      <w:startOverride w:val="3"/>
+    </w:lvlOverride>
+    <w:lvlOverride w:ilvl="1">
+      <w:startOverride w:val="3"/>
+    </w:lvlOverride>
+    <w:lvlOverride w:ilvl="2">
+      <w:startOverride w:val="3"/>
+    </w:lvlOverride>
+    <w:lvlOverride w:ilvl="3">
+      <w:startOverride w:val="3"/>
+    </w:lvlOverride>
+    <w:lvlOverride w:ilvl="4">
+      <w:startOverride w:val="3"/>
+    </w:lvlOverride>
+    <w:lvlOverride w:ilvl="5">
+      <w:startOverride w:val="3"/>
+    </w:lvlOverride>
+    <w:lvlOverride w:ilvl="6">
+      <w:startOverride w:val="3"/>
+    </w:lvlOverride>
+    <w:lvlOverride w:ilvl="7">
+      <w:startOverride w:val="3"/>
+    </w:lvlOverride>
+    <w:lvlOverride w:ilvl="8">
+      <w:startOverride w:val="3"/>
+    </w:lvlOverride>
+  </w:num>
+  <w:num w:numId="1013">
+    <w:abstractNumId w:val="99726"/>
+    <w:lvlOverride w:ilvl="0">
+      <w:startOverride w:val="6"/>
+    </w:lvlOverride>
+    <w:lvlOverride w:ilvl="1">
+      <w:startOverride w:val="6"/>
+    </w:lvlOverride>
+    <w:lvlOverride w:ilvl="2">
+      <w:startOverride w:val="6"/>
+    </w:lvlOverride>
+    <w:lvlOverride w:ilvl="3">
+      <w:startOverride w:val="6"/>
+    </w:lvlOverride>
+    <w:lvlOverride w:ilvl="4">
+      <w:startOverride w:val="6"/>
+    </w:lvlOverride>
+    <w:lvlOverride w:ilvl="5">
+      <w:startOverride w:val="6"/>
+    </w:lvlOverride>
+    <w:lvlOverride w:ilvl="6">
+      <w:startOverride w:val="6"/>
+    </w:lvlOverride>
+    <w:lvlOverride w:ilvl="7">
+      <w:startOverride w:val="6"/>
+    </w:lvlOverride>
+    <w:lvlOverride w:ilvl="8">
+      <w:startOverride w:val="6"/>
+    </w:lvlOverride>
+  </w:num>
+  <w:num w:numId="1014">
+    <w:abstractNumId w:val="991"/>
+  </w:num>
+  <w:num w:numId="1015">
+    <w:abstractNumId w:val="99721"/>
+    <w:lvlOverride w:ilvl="0">
+      <w:startOverride w:val="1"/>
+    </w:lvlOverride>
+    <w:lvlOverride w:ilvl="1">
+      <w:startOverride w:val="1"/>
+    </w:lvlOverride>
+    <w:lvlOverride w:ilvl="2">
+      <w:startOverride w:val="1"/>
+    </w:lvlOverride>
+    <w:lvlOverride w:ilvl="3">
+      <w:startOverride w:val="1"/>
+    </w:lvlOverride>
+    <w:lvlOverride w:ilvl="4">
+      <w:startOverride w:val="1"/>
+    </w:lvlOverride>
+    <w:lvlOverride w:ilvl="5">
+      <w:startOverride w:val="1"/>
+    </w:lvlOverride>
+    <w:lvlOverride w:ilvl="6">
+      <w:startOverride w:val="1"/>
+    </w:lvlOverride>
+    <w:lvlOverride w:ilvl="7">
+      <w:startOverride w:val="1"/>
+    </w:lvlOverride>
+    <w:lvlOverride w:ilvl="8">
+      <w:startOverride w:val="1"/>
+    </w:lvlOverride>
+  </w:num>
+  <w:num w:numId="1016">
     <w:abstractNumId w:val="99722"/>
     <w:lvlOverride w:ilvl="0">
       <w:startOverride w:val="2"/>
